--- a/Brenner framework/Reports/LabReview_NA_Phase_Correlation.docx
+++ b/Brenner framework/Reports/LabReview_NA_Phase_Correlation.docx
@@ -19,7 +19,25 @@
           <w:sz w:val="32"/>
           <w:lang w:eastAsia="ja-JP"/>
         </w:rPr>
-        <w:t>Review Meeting- xxx</w:t>
+        <w:t xml:space="preserve">Review Meeting- </w:t>
+      </w:r>
+      <w:r>
+        <w:rPr>
+          <w:rFonts w:cs="Arial"/>
+          <w:b/>
+          <w:sz w:val="32"/>
+          <w:lang w:eastAsia="ja-JP"/>
+        </w:rPr>
+        <w:t>05</w:t>
+      </w:r>
+      <w:r>
+        <w:rPr>
+          <w:rFonts w:cs="Arial"/>
+          <w:b/>
+          <w:sz w:val="32"/>
+          <w:lang w:eastAsia="ja-JP"/>
+        </w:rPr>
+        <w:t>6</w:t>
       </w:r>
     </w:p>
     <w:p>
@@ -55,7 +73,6 @@
           <w:lang w:eastAsia="ja-JP"/>
         </w:rPr>
       </w:pPr>
-      <w:proofErr w:type="spellStart"/>
       <w:r>
         <w:rPr>
           <w:rFonts w:cs="Arial"/>
@@ -64,9 +81,8 @@
           <w:szCs w:val="21"/>
           <w:lang w:eastAsia="ja-JP"/>
         </w:rPr>
-        <w:t>BioPhotonica</w:t>
-      </w:r>
-      <w:proofErr w:type="spellEnd"/>
+        <w:t xml:space="preserve">BioPhotonica Lab, </w:t>
+      </w:r>
       <w:r>
         <w:rPr>
           <w:rFonts w:cs="Arial"/>
@@ -75,7 +91,7 @@
           <w:szCs w:val="21"/>
           <w:lang w:eastAsia="ja-JP"/>
         </w:rPr>
-        <w:t xml:space="preserve"> Lab, </w:t>
+        <w:t xml:space="preserve">Centre for Biomedical Engineering, </w:t>
       </w:r>
       <w:r>
         <w:rPr>
@@ -85,7 +101,7 @@
           <w:szCs w:val="21"/>
           <w:lang w:eastAsia="ja-JP"/>
         </w:rPr>
-        <w:t xml:space="preserve">Centre for Biomedical Engineering, </w:t>
+        <w:t>I</w:t>
       </w:r>
       <w:r>
         <w:rPr>
@@ -95,7 +111,7 @@
           <w:szCs w:val="21"/>
           <w:lang w:eastAsia="ja-JP"/>
         </w:rPr>
-        <w:t>I</w:t>
+        <w:t xml:space="preserve">IT </w:t>
       </w:r>
       <w:r>
         <w:rPr>
@@ -105,9 +121,15 @@
           <w:szCs w:val="21"/>
           <w:lang w:eastAsia="ja-JP"/>
         </w:rPr>
-        <w:t xml:space="preserve">IT </w:t>
-      </w:r>
-      <w:r>
+        <w:t>Delhi</w:t>
+      </w:r>
+    </w:p>
+    <w:p>
+      <w:pPr>
+        <w:pBdr>
+          <w:bottom w:val="single" w:sz="4" w:space="1" w:color="auto"/>
+        </w:pBdr>
+        <w:jc w:val="center"/>
         <w:rPr>
           <w:rFonts w:cs="Arial"/>
           <w:bCs/>
@@ -115,15 +137,8 @@
           <w:szCs w:val="21"/>
           <w:lang w:eastAsia="ja-JP"/>
         </w:rPr>
-        <w:t>Delhi</w:t>
-      </w:r>
-    </w:p>
-    <w:p>
-      <w:pPr>
-        <w:pBdr>
-          <w:bottom w:val="single" w:sz="4" w:space="1" w:color="auto"/>
-        </w:pBdr>
-        <w:jc w:val="center"/>
+      </w:pPr>
+      <w:r>
         <w:rPr>
           <w:rFonts w:cs="Arial"/>
           <w:bCs/>
@@ -131,7 +146,8 @@
           <w:szCs w:val="21"/>
           <w:lang w:eastAsia="ja-JP"/>
         </w:rPr>
-      </w:pPr>
+        <w:t>20</w:t>
+      </w:r>
       <w:r>
         <w:rPr>
           <w:rFonts w:cs="Arial"/>
@@ -140,7 +156,7 @@
           <w:szCs w:val="21"/>
           <w:lang w:eastAsia="ja-JP"/>
         </w:rPr>
-        <w:t>20</w:t>
+        <w:t>2</w:t>
       </w:r>
       <w:r>
         <w:rPr>
@@ -150,7 +166,7 @@
           <w:szCs w:val="21"/>
           <w:lang w:eastAsia="ja-JP"/>
         </w:rPr>
-        <w:t>2</w:t>
+        <w:t>6</w:t>
       </w:r>
       <w:r>
         <w:rPr>
@@ -160,7 +176,7 @@
           <w:szCs w:val="21"/>
           <w:lang w:eastAsia="ja-JP"/>
         </w:rPr>
-        <w:t>6</w:t>
+        <w:t>-</w:t>
       </w:r>
       <w:r>
         <w:rPr>
@@ -170,7 +186,7 @@
           <w:szCs w:val="21"/>
           <w:lang w:eastAsia="ja-JP"/>
         </w:rPr>
-        <w:t>-</w:t>
+        <w:t>07</w:t>
       </w:r>
       <w:r>
         <w:rPr>
@@ -180,7 +196,7 @@
           <w:szCs w:val="21"/>
           <w:lang w:eastAsia="ja-JP"/>
         </w:rPr>
-        <w:t>07</w:t>
+        <w:t>-</w:t>
       </w:r>
       <w:r>
         <w:rPr>
@@ -190,7 +206,7 @@
           <w:szCs w:val="21"/>
           <w:lang w:eastAsia="ja-JP"/>
         </w:rPr>
-        <w:t>-</w:t>
+        <w:t>0</w:t>
       </w:r>
       <w:r>
         <w:rPr>
@@ -200,7 +216,7 @@
           <w:szCs w:val="21"/>
           <w:lang w:eastAsia="ja-JP"/>
         </w:rPr>
-        <w:t>0</w:t>
+        <w:t>6</w:t>
       </w:r>
       <w:r>
         <w:rPr>
@@ -210,7 +226,7 @@
           <w:szCs w:val="21"/>
           <w:lang w:eastAsia="ja-JP"/>
         </w:rPr>
-        <w:t>6</w:t>
+        <w:t xml:space="preserve"> (</w:t>
       </w:r>
       <w:r>
         <w:rPr>
@@ -220,7 +236,7 @@
           <w:szCs w:val="21"/>
           <w:lang w:eastAsia="ja-JP"/>
         </w:rPr>
-        <w:t xml:space="preserve"> (</w:t>
+        <w:t>Monday</w:t>
       </w:r>
       <w:r>
         <w:rPr>
@@ -230,16 +246,6 @@
           <w:szCs w:val="21"/>
           <w:lang w:eastAsia="ja-JP"/>
         </w:rPr>
-        <w:t>Monday</w:t>
-      </w:r>
-      <w:r>
-        <w:rPr>
-          <w:rFonts w:cs="Arial"/>
-          <w:bCs/>
-          <w:sz w:val="28"/>
-          <w:szCs w:val="21"/>
-          <w:lang w:eastAsia="ja-JP"/>
-        </w:rPr>
         <w:t>)</w:t>
       </w:r>
     </w:p>
@@ -276,13 +282,28 @@
         <w:t xml:space="preserve">Abstract: </w:t>
       </w:r>
       <w:r>
-        <w:t>Focusing on the focal plane</w:t>
+        <w:t>Accurate computational f</w:t>
+      </w:r>
+      <w:r>
+        <w:t>ocusing on the focal plane</w:t>
       </w:r>
       <w:r>
         <w:t xml:space="preserve"> relies on maximization</w:t>
       </w:r>
       <w:r>
-        <w:t xml:space="preserve"> of intensity contrast metric, notably Brenner gradient. This works well for amplitude objects but </w:t>
+        <w:t xml:space="preserve"> of </w:t>
+      </w:r>
+      <w:r>
+        <w:t>amplitude</w:t>
+      </w:r>
+      <w:r>
+        <w:t xml:space="preserve"> contrast metric, notably Brenner gradient. This works well for</w:t>
+      </w:r>
+      <w:r>
+        <w:t xml:space="preserve"> pure</w:t>
+      </w:r>
+      <w:r>
+        <w:t xml:space="preserve"> amplitude objects but </w:t>
       </w:r>
       <w:r>
         <w:t xml:space="preserve">fails for transparent phase objects. </w:t>
@@ -427,7 +448,7 @@
                     <pic:cNvPicPr/>
                   </pic:nvPicPr>
                   <pic:blipFill>
-                    <a:blip r:embed="rId7" cstate="print">
+                    <a:blip r:embed="rId8" cstate="print">
                       <a:extLst>
                         <a:ext uri="{28A0092B-C50C-407E-A947-70E740481C1C}">
                           <a14:useLocalDpi xmlns:a14="http://schemas.microsoft.com/office/drawing/2010/main" val="0"/>
@@ -526,7 +547,15 @@
           <w:szCs w:val="20"/>
           <w:lang w:eastAsia="ja-JP"/>
         </w:rPr>
-        <w:t xml:space="preserve">This maximization criteria are valid across all optical system specifications. Figure 1 shows this behavior of Brenner curve at different </w:t>
+        <w:t>This maximization criteria</w:t>
+      </w:r>
+      <w:r>
+        <w:rPr>
+          <w:sz w:val="22"/>
+          <w:szCs w:val="20"/>
+          <w:lang w:eastAsia="ja-JP"/>
+        </w:rPr>
+        <w:t xml:space="preserve"> for amplitude </w:t>
       </w:r>
       <w:r>
         <w:rPr>
@@ -535,7 +564,50 @@
           <w:lang w:eastAsia="ja-JP"/>
         </w:rPr>
         <w:lastRenderedPageBreak/>
-        <w:t>values of aperture keeping other parameters same. Mathematical modelling of the object is described in Supplementary section 1.</w:t>
+        <w:t>objects</w:t>
+      </w:r>
+      <w:r>
+        <w:rPr>
+          <w:sz w:val="22"/>
+          <w:szCs w:val="20"/>
+          <w:lang w:eastAsia="ja-JP"/>
+        </w:rPr>
+        <w:t xml:space="preserve"> </w:t>
+      </w:r>
+      <w:proofErr w:type="gramStart"/>
+      <w:r>
+        <w:rPr>
+          <w:sz w:val="22"/>
+          <w:szCs w:val="20"/>
+          <w:lang w:eastAsia="ja-JP"/>
+        </w:rPr>
+        <w:t>is</w:t>
+      </w:r>
+      <w:proofErr w:type="gramEnd"/>
+      <w:r>
+        <w:rPr>
+          <w:sz w:val="22"/>
+          <w:szCs w:val="20"/>
+          <w:lang w:eastAsia="ja-JP"/>
+        </w:rPr>
+        <w:t xml:space="preserve"> valid across all optical system specifications. Figure 1 shows this behavior of Brenner curve at different values of aperture keeping other parameters same</w:t>
+      </w:r>
+      <w:r>
+        <w:rPr>
+          <w:rStyle w:val="FootnoteReference"/>
+          <w:sz w:val="22"/>
+          <w:szCs w:val="20"/>
+          <w:lang w:eastAsia="ja-JP"/>
+        </w:rPr>
+        <w:footnoteReference w:id="1"/>
+      </w:r>
+      <w:r>
+        <w:rPr>
+          <w:sz w:val="22"/>
+          <w:szCs w:val="20"/>
+          <w:lang w:eastAsia="ja-JP"/>
+        </w:rPr>
+        <w:t xml:space="preserve">. </w:t>
       </w:r>
     </w:p>
     <w:p>
@@ -805,7 +877,7 @@
       <w:pPr>
         <w:ind w:firstLine="0"/>
         <w:rPr>
-          <w:lang w:eastAsia="ja-JP"/>
+          <w:sz w:val="22"/>
         </w:rPr>
       </w:pPr>
       <w:r>
@@ -904,27 +976,86 @@
         <w:rPr>
           <w:sz w:val="22"/>
         </w:rPr>
-        <w:t xml:space="preserve">. Light is diffracted based on the phase profile of the object. Objects with fast varying phase profiles diffract light at larger angles. Similarly, uniform phase profiles have a finite angular range of </w:t>
-      </w:r>
-      <w:proofErr w:type="gramStart"/>
-      <w:r>
-        <w:rPr>
-          <w:sz w:val="22"/>
-        </w:rPr>
-        <w:t>diffraction</w:t>
-      </w:r>
-      <w:proofErr w:type="gramEnd"/>
-      <w:r>
-        <w:rPr>
-          <w:sz w:val="22"/>
-        </w:rPr>
-        <w:t>. This diffracted light is then captured by the finite aperture of the objective lens.</w:t>
+        <w:t>. Light is diffracted based on the phase profile of the object. Objects with fast varying phase profiles diffract light at larger angles. Similarly, uniform phase profiles have a finite angular range of diffraction. This diffracted light is then captured by the finite aperture of the objective lens.</w:t>
       </w:r>
       <w:r>
         <w:rPr>
           <w:sz w:val="22"/>
         </w:rPr>
         <w:t xml:space="preserve"> These parameters; defocus and finite apertures, influence the Brenner curves through different optical phenomena.</w:t>
+      </w:r>
+    </w:p>
+    <w:p>
+      <w:pPr>
+        <w:rPr>
+          <w:sz w:val="22"/>
+          <w:szCs w:val="20"/>
+          <w:lang w:eastAsia="ja-JP"/>
+        </w:rPr>
+      </w:pPr>
+      <w:r>
+        <w:rPr>
+          <w:sz w:val="22"/>
+          <w:szCs w:val="20"/>
+          <w:lang w:eastAsia="ja-JP"/>
+        </w:rPr>
+        <w:t xml:space="preserve">Phase objects show intensity variations when defocused. Naturally, Brenner curve would show a minimum for the focal plane. The Brenner value should gradually increase as we move away from focus position, but it is not that straightforward. There is inherent blurring (broadening of PSF) which </w:t>
+      </w:r>
+      <w:r>
+        <w:rPr>
+          <w:sz w:val="22"/>
+          <w:szCs w:val="20"/>
+          <w:lang w:eastAsia="ja-JP"/>
+        </w:rPr>
+        <w:t>also influences</w:t>
+      </w:r>
+      <w:r>
+        <w:rPr>
+          <w:sz w:val="22"/>
+          <w:szCs w:val="20"/>
+          <w:lang w:eastAsia="ja-JP"/>
+        </w:rPr>
+        <w:t xml:space="preserve"> the intensity variations of the captured image. So, two competing factors; first, TIE physics which increases intensity contrast on defocus and second, blurring which decreases</w:t>
+      </w:r>
+      <w:r>
+        <w:rPr>
+          <w:sz w:val="22"/>
+          <w:szCs w:val="20"/>
+          <w:lang w:eastAsia="ja-JP"/>
+        </w:rPr>
+        <w:t xml:space="preserve"> the contrast by smoothening out</w:t>
+      </w:r>
+      <w:r>
+        <w:rPr>
+          <w:sz w:val="22"/>
+          <w:szCs w:val="20"/>
+          <w:lang w:eastAsia="ja-JP"/>
+        </w:rPr>
+        <w:t xml:space="preserve"> sharp intensity variations, </w:t>
+      </w:r>
+      <w:r>
+        <w:rPr>
+          <w:sz w:val="22"/>
+          <w:szCs w:val="20"/>
+          <w:lang w:eastAsia="ja-JP"/>
+        </w:rPr>
+        <w:t xml:space="preserve">both </w:t>
+      </w:r>
+      <w:r>
+        <w:rPr>
+          <w:sz w:val="22"/>
+          <w:szCs w:val="20"/>
+          <w:lang w:eastAsia="ja-JP"/>
+        </w:rPr>
+        <w:t>influence the Brenner values</w:t>
+      </w:r>
+      <w:r>
+        <w:rPr>
+          <w:sz w:val="22"/>
+          <w:szCs w:val="20"/>
+          <w:lang w:eastAsia="ja-JP"/>
+        </w:rPr>
+        <w:t>.</w:t>
       </w:r>
     </w:p>
     <w:p>
@@ -959,127 +1090,6 @@
           <w:szCs w:val="20"/>
           <w:lang w:eastAsia="ja-JP"/>
         </w:rPr>
-        <w:t>Phase objects show intensity variations when defocused</w:t>
-      </w:r>
-      <w:r>
-        <w:rPr>
-          <w:sz w:val="22"/>
-          <w:szCs w:val="20"/>
-          <w:lang w:eastAsia="ja-JP"/>
-        </w:rPr>
-        <w:t>. Naturally, Brenner curve would show a minimum for the focal plane. The</w:t>
-      </w:r>
-      <w:r>
-        <w:rPr>
-          <w:sz w:val="22"/>
-          <w:szCs w:val="20"/>
-          <w:lang w:eastAsia="ja-JP"/>
-        </w:rPr>
-        <w:t xml:space="preserve"> Brenner value should gradually increase as we move away from focus </w:t>
-      </w:r>
-      <w:r>
-        <w:rPr>
-          <w:sz w:val="22"/>
-          <w:szCs w:val="20"/>
-          <w:lang w:eastAsia="ja-JP"/>
-        </w:rPr>
-        <w:t>position,</w:t>
-      </w:r>
-      <w:r>
-        <w:rPr>
-          <w:sz w:val="22"/>
-          <w:szCs w:val="20"/>
-          <w:lang w:eastAsia="ja-JP"/>
-        </w:rPr>
-        <w:t xml:space="preserve"> but it is not that straightforward. </w:t>
-      </w:r>
-      <w:r>
-        <w:rPr>
-          <w:sz w:val="22"/>
-          <w:szCs w:val="20"/>
-          <w:lang w:eastAsia="ja-JP"/>
-        </w:rPr>
-        <w:t>There is inherent blurring (broadening of PSF)</w:t>
-      </w:r>
-      <w:r>
-        <w:rPr>
-          <w:sz w:val="22"/>
-          <w:szCs w:val="20"/>
-          <w:lang w:eastAsia="ja-JP"/>
-        </w:rPr>
-        <w:t xml:space="preserve"> which </w:t>
-      </w:r>
-      <w:r>
-        <w:rPr>
-          <w:sz w:val="22"/>
-          <w:szCs w:val="20"/>
-          <w:lang w:eastAsia="ja-JP"/>
-        </w:rPr>
-        <w:t>contributes to the intensity variations of the</w:t>
-      </w:r>
-      <w:r>
-        <w:rPr>
-          <w:sz w:val="22"/>
-          <w:szCs w:val="20"/>
-          <w:lang w:eastAsia="ja-JP"/>
-        </w:rPr>
-        <w:t xml:space="preserve"> captured image. So, two competing factors</w:t>
-      </w:r>
-      <w:r>
-        <w:rPr>
-          <w:sz w:val="22"/>
-          <w:szCs w:val="20"/>
-          <w:lang w:eastAsia="ja-JP"/>
-        </w:rPr>
-        <w:t>; first, TIE physics which increases intensity contrast on defocus and second,</w:t>
-      </w:r>
-      <w:r>
-        <w:rPr>
-          <w:sz w:val="22"/>
-          <w:szCs w:val="20"/>
-          <w:lang w:eastAsia="ja-JP"/>
-        </w:rPr>
-        <w:t xml:space="preserve"> blurring which decreases sharp intensity variations</w:t>
-      </w:r>
-      <w:r>
-        <w:rPr>
-          <w:sz w:val="22"/>
-          <w:szCs w:val="20"/>
-          <w:lang w:eastAsia="ja-JP"/>
-        </w:rPr>
-        <w:t>,</w:t>
-      </w:r>
-      <w:r>
-        <w:rPr>
-          <w:sz w:val="22"/>
-          <w:szCs w:val="20"/>
-          <w:lang w:eastAsia="ja-JP"/>
-        </w:rPr>
-        <w:t xml:space="preserve"> influence the Brenner values</w:t>
-      </w:r>
-      <w:r>
-        <w:rPr>
-          <w:sz w:val="22"/>
-          <w:szCs w:val="20"/>
-          <w:lang w:eastAsia="ja-JP"/>
-        </w:rPr>
-        <w:t>.</w:t>
-      </w:r>
-    </w:p>
-    <w:p>
-      <w:pPr>
-        <w:rPr>
-          <w:sz w:val="22"/>
-          <w:szCs w:val="20"/>
-          <w:lang w:eastAsia="ja-JP"/>
-        </w:rPr>
-      </w:pPr>
-      <w:r>
-        <w:rPr>
-          <w:sz w:val="22"/>
-          <w:szCs w:val="20"/>
-          <w:lang w:eastAsia="ja-JP"/>
-        </w:rPr>
         <w:t xml:space="preserve">Objective lens </w:t>
       </w:r>
       <w:r>
@@ -1152,7 +1162,7 @@
           <w:szCs w:val="20"/>
           <w:lang w:eastAsia="ja-JP"/>
         </w:rPr>
-        <w:t>frequency spectrum. At the optimal focus as expected, this would give a minimum on the Brenner curve</w:t>
+        <w:t>frequency spectrum. At the optimal focus, this would give a minimum on the Brenner curve</w:t>
       </w:r>
       <w:r>
         <w:rPr>
@@ -1217,7 +1227,7 @@
                     <pic:cNvPicPr/>
                   </pic:nvPicPr>
                   <pic:blipFill>
-                    <a:blip r:embed="rId8" cstate="print">
+                    <a:blip r:embed="rId9" cstate="print">
                       <a:extLst>
                         <a:ext uri="{28A0092B-C50C-407E-A947-70E740481C1C}">
                           <a14:useLocalDpi xmlns:a14="http://schemas.microsoft.com/office/drawing/2010/main" val="0"/>
@@ -1332,6 +1342,7 @@
           <w:szCs w:val="20"/>
           <w:lang w:eastAsia="ja-JP"/>
         </w:rPr>
+        <w:lastRenderedPageBreak/>
         <w:t>Wide Field-of-View</w:t>
       </w:r>
       <w:r>
@@ -1340,30 +1351,6 @@
           <w:szCs w:val="20"/>
           <w:lang w:eastAsia="ja-JP"/>
         </w:rPr>
-        <w:t xml:space="preserve"> (FOV)</w:t>
-      </w:r>
-      <w:r>
-        <w:rPr>
-          <w:sz w:val="22"/>
-          <w:szCs w:val="20"/>
-          <w:lang w:eastAsia="ja-JP"/>
-        </w:rPr>
-        <w:t xml:space="preserve"> techniques like Fourier Ptychography Microscopy</w:t>
-      </w:r>
-      <w:r>
-        <w:rPr>
-          <w:sz w:val="22"/>
-          <w:szCs w:val="20"/>
-          <w:lang w:eastAsia="ja-JP"/>
-        </w:rPr>
-        <w:t xml:space="preserve"> (FPM)</w:t>
-      </w:r>
-      <w:r>
-        <w:rPr>
-          <w:sz w:val="22"/>
-          <w:szCs w:val="20"/>
-          <w:lang w:eastAsia="ja-JP"/>
-        </w:rPr>
         <w:t xml:space="preserve"> </w:t>
       </w:r>
       <w:r>
@@ -1372,7 +1359,15 @@
           <w:szCs w:val="20"/>
           <w:lang w:eastAsia="ja-JP"/>
         </w:rPr>
-        <w:t>require low</w:t>
+        <w:t>techniques like Fourier Ptychography Microscopy</w:t>
+      </w:r>
+      <w:r>
+        <w:rPr>
+          <w:sz w:val="22"/>
+          <w:szCs w:val="20"/>
+          <w:lang w:eastAsia="ja-JP"/>
+        </w:rPr>
+        <w:t xml:space="preserve"> require low</w:t>
       </w:r>
       <w:r>
         <w:rPr>
@@ -1439,16 +1434,49 @@
           <w:szCs w:val="20"/>
           <w:lang w:eastAsia="ja-JP"/>
         </w:rPr>
-        <w:t xml:space="preserve"> At the boundary of the lens, there is a sharp clipping </w:t>
-      </w:r>
-      <w:r>
-        <w:rPr>
-          <w:sz w:val="22"/>
-          <w:szCs w:val="20"/>
-          <w:lang w:eastAsia="ja-JP"/>
-        </w:rPr>
-        <w:lastRenderedPageBreak/>
-        <w:t>of the spectrum</w:t>
+        <w:t xml:space="preserve"> But physically, a</w:t>
+      </w:r>
+      <w:r>
+        <w:rPr>
+          <w:sz w:val="22"/>
+          <w:szCs w:val="20"/>
+          <w:lang w:eastAsia="ja-JP"/>
+        </w:rPr>
+        <w:t xml:space="preserve">t the boundary of the lens, there is </w:t>
+      </w:r>
+      <w:proofErr w:type="gramStart"/>
+      <w:r>
+        <w:rPr>
+          <w:sz w:val="22"/>
+          <w:szCs w:val="20"/>
+          <w:lang w:eastAsia="ja-JP"/>
+        </w:rPr>
+        <w:t>a</w:t>
+      </w:r>
+      <w:proofErr w:type="gramEnd"/>
+      <w:r>
+        <w:rPr>
+          <w:sz w:val="22"/>
+          <w:szCs w:val="20"/>
+          <w:lang w:eastAsia="ja-JP"/>
+        </w:rPr>
+        <w:t xml:space="preserve"> </w:t>
+      </w:r>
+      <w:r>
+        <w:rPr>
+          <w:sz w:val="22"/>
+          <w:szCs w:val="20"/>
+          <w:lang w:eastAsia="ja-JP"/>
+        </w:rPr>
+        <w:t>abrupt</w:t>
+      </w:r>
+      <w:r>
+        <w:rPr>
+          <w:sz w:val="22"/>
+          <w:szCs w:val="20"/>
+          <w:lang w:eastAsia="ja-JP"/>
+        </w:rPr>
+        <w:t xml:space="preserve"> clipping of the spectrum</w:t>
       </w:r>
       <w:r>
         <w:rPr>
@@ -1512,25 +1540,7 @@
           <w:szCs w:val="20"/>
           <w:lang w:eastAsia="ja-JP"/>
         </w:rPr>
-        <w:t xml:space="preserve">nown as </w:t>
-      </w:r>
-      <w:proofErr w:type="gramStart"/>
-      <w:r>
-        <w:rPr>
-          <w:sz w:val="22"/>
-          <w:szCs w:val="20"/>
-          <w:lang w:eastAsia="ja-JP"/>
-        </w:rPr>
-        <w:t>Gibbs</w:t>
-      </w:r>
-      <w:proofErr w:type="gramEnd"/>
-      <w:r>
-        <w:rPr>
-          <w:sz w:val="22"/>
-          <w:szCs w:val="20"/>
-          <w:lang w:eastAsia="ja-JP"/>
-        </w:rPr>
-        <w:t xml:space="preserve"> phenomenon.</w:t>
+        <w:t>nown as Gibbs phenomenon.</w:t>
       </w:r>
       <w:r>
         <w:rPr>
@@ -1594,7 +1604,7 @@
                     <pic:cNvPicPr/>
                   </pic:nvPicPr>
                   <pic:blipFill>
-                    <a:blip r:embed="rId9" cstate="print">
+                    <a:blip r:embed="rId10" cstate="print">
                       <a:extLst>
                         <a:ext uri="{28A0092B-C50C-407E-A947-70E740481C1C}">
                           <a14:useLocalDpi xmlns:a14="http://schemas.microsoft.com/office/drawing/2010/main" val="0"/>
@@ -1711,6 +1721,14 @@
           <w:szCs w:val="20"/>
           <w:lang w:eastAsia="ja-JP"/>
         </w:rPr>
+        <w:t xml:space="preserve"> (NA = 0.05, 0.07)</w:t>
+      </w:r>
+      <w:r>
+        <w:rPr>
+          <w:sz w:val="22"/>
+          <w:szCs w:val="20"/>
+          <w:lang w:eastAsia="ja-JP"/>
+        </w:rPr>
         <w:t>.</w:t>
       </w:r>
       <w:r>
@@ -1751,25 +1769,23 @@
           <w:szCs w:val="20"/>
           <w:lang w:eastAsia="ja-JP"/>
         </w:rPr>
-        <w:t xml:space="preserve"> in the allowed range of frequencies and thus </w:t>
-      </w:r>
-      <w:proofErr w:type="gramStart"/>
-      <w:r>
-        <w:rPr>
-          <w:sz w:val="22"/>
-          <w:szCs w:val="20"/>
-          <w:lang w:eastAsia="ja-JP"/>
-        </w:rPr>
-        <w:t>Gibbs</w:t>
-      </w:r>
-      <w:proofErr w:type="gramEnd"/>
-      <w:r>
-        <w:rPr>
-          <w:sz w:val="22"/>
-          <w:szCs w:val="20"/>
-          <w:lang w:eastAsia="ja-JP"/>
-        </w:rPr>
-        <w:t xml:space="preserve"> phenomena vanishes and it shows a minimum which is prominent</w:t>
+        <w:t xml:space="preserve"> in the allowed range of frequencies and thus Gibbs phenomena vanishes and it shows a </w:t>
+      </w:r>
+      <w:r>
+        <w:rPr>
+          <w:sz w:val="22"/>
+          <w:szCs w:val="20"/>
+          <w:lang w:eastAsia="ja-JP"/>
+        </w:rPr>
+        <w:t xml:space="preserve">global </w:t>
+      </w:r>
+      <w:r>
+        <w:rPr>
+          <w:sz w:val="22"/>
+          <w:szCs w:val="20"/>
+          <w:lang w:eastAsia="ja-JP"/>
+        </w:rPr>
+        <w:t>minimum which is prominent</w:t>
       </w:r>
       <w:r>
         <w:rPr>
@@ -1809,7 +1825,24 @@
           <w:szCs w:val="20"/>
           <w:lang w:eastAsia="ja-JP"/>
         </w:rPr>
-        <w:t xml:space="preserve"> For </w:t>
+        <w:t xml:space="preserve"> </w:t>
+      </w:r>
+    </w:p>
+    <w:p>
+      <w:pPr>
+        <w:rPr>
+          <w:sz w:val="22"/>
+          <w:szCs w:val="20"/>
+          <w:lang w:eastAsia="ja-JP"/>
+        </w:rPr>
+      </w:pPr>
+      <w:r>
+        <w:rPr>
+          <w:sz w:val="22"/>
+          <w:szCs w:val="20"/>
+          <w:lang w:eastAsia="ja-JP"/>
+        </w:rPr>
+        <w:t xml:space="preserve">For </w:t>
       </w:r>
       <w:r>
         <w:rPr>
@@ -1865,6 +1898,14 @@
           <w:szCs w:val="20"/>
           <w:lang w:eastAsia="ja-JP"/>
         </w:rPr>
+        <w:t xml:space="preserve"> (compared to weak phase object)</w:t>
+      </w:r>
+      <w:r>
+        <w:rPr>
+          <w:sz w:val="22"/>
+          <w:szCs w:val="20"/>
+          <w:lang w:eastAsia="ja-JP"/>
+        </w:rPr>
         <w:t xml:space="preserve"> to </w:t>
       </w:r>
       <w:r>
@@ -1873,7 +1914,15 @@
           <w:szCs w:val="20"/>
           <w:lang w:eastAsia="ja-JP"/>
         </w:rPr>
-        <w:t xml:space="preserve">have a global minimum. </w:t>
+        <w:t>observe</w:t>
+      </w:r>
+      <w:r>
+        <w:rPr>
+          <w:sz w:val="22"/>
+          <w:szCs w:val="20"/>
+          <w:lang w:eastAsia="ja-JP"/>
+        </w:rPr>
+        <w:t xml:space="preserve"> a global minimum. </w:t>
       </w:r>
     </w:p>
     <w:p>
@@ -1902,329 +1951,6 @@
                 <pic:pic xmlns:pic="http://schemas.openxmlformats.org/drawingml/2006/picture">
                   <pic:nvPicPr>
                     <pic:cNvPr id="1289789165" name="Picture 1289789165"/>
-                    <pic:cNvPicPr/>
-                  </pic:nvPicPr>
-                  <pic:blipFill>
-                    <a:blip r:embed="rId10" cstate="print">
-                      <a:extLst>
-                        <a:ext uri="{28A0092B-C50C-407E-A947-70E740481C1C}">
-                          <a14:useLocalDpi xmlns:a14="http://schemas.microsoft.com/office/drawing/2010/main" val="0"/>
-                        </a:ext>
-                      </a:extLst>
-                    </a:blip>
-                    <a:stretch>
-                      <a:fillRect/>
-                    </a:stretch>
-                  </pic:blipFill>
-                  <pic:spPr>
-                    <a:xfrm>
-                      <a:off x="0" y="0"/>
-                      <a:ext cx="5731510" cy="2118995"/>
-                    </a:xfrm>
-                    <a:prstGeom prst="rect">
-                      <a:avLst/>
-                    </a:prstGeom>
-                  </pic:spPr>
-                </pic:pic>
-              </a:graphicData>
-            </a:graphic>
-          </wp:inline>
-        </w:drawing>
-      </w:r>
-    </w:p>
-    <w:p>
-      <w:pPr>
-        <w:pStyle w:val="Caption"/>
-        <w:jc w:val="center"/>
-        <w:rPr>
-          <w:sz w:val="20"/>
-          <w:szCs w:val="20"/>
-        </w:rPr>
-      </w:pPr>
-      <w:r>
-        <w:rPr>
-          <w:sz w:val="20"/>
-          <w:szCs w:val="20"/>
-        </w:rPr>
-        <w:t xml:space="preserve">Figure </w:t>
-      </w:r>
-      <w:r>
-        <w:rPr>
-          <w:sz w:val="20"/>
-          <w:szCs w:val="20"/>
-        </w:rPr>
-        <w:fldChar w:fldCharType="begin"/>
-      </w:r>
-      <w:r>
-        <w:rPr>
-          <w:sz w:val="20"/>
-          <w:szCs w:val="20"/>
-        </w:rPr>
-        <w:instrText xml:space="preserve"> SEQ Figure \* ARABIC </w:instrText>
-      </w:r>
-      <w:r>
-        <w:rPr>
-          <w:sz w:val="20"/>
-          <w:szCs w:val="20"/>
-        </w:rPr>
-        <w:fldChar w:fldCharType="separate"/>
-      </w:r>
-      <w:r>
-        <w:rPr>
-          <w:noProof/>
-          <w:sz w:val="20"/>
-          <w:szCs w:val="20"/>
-        </w:rPr>
-        <w:t>4</w:t>
-      </w:r>
-      <w:r>
-        <w:rPr>
-          <w:sz w:val="20"/>
-          <w:szCs w:val="20"/>
-        </w:rPr>
-        <w:fldChar w:fldCharType="end"/>
-      </w:r>
-      <w:r>
-        <w:rPr>
-          <w:sz w:val="20"/>
-          <w:szCs w:val="20"/>
-        </w:rPr>
-        <w:t xml:space="preserve"> Brenner curves for strong phase object for different NA</w:t>
-      </w:r>
-    </w:p>
-    <w:p>
-      <w:pPr>
-        <w:ind w:firstLine="0"/>
-        <w:rPr>
-          <w:sz w:val="22"/>
-          <w:szCs w:val="20"/>
-          <w:lang w:eastAsia="ja-JP"/>
-        </w:rPr>
-      </w:pPr>
-      <w:r>
-        <w:rPr>
-          <w:sz w:val="22"/>
-          <w:szCs w:val="20"/>
-          <w:lang w:eastAsia="ja-JP"/>
-        </w:rPr>
-        <w:t xml:space="preserve">Highly scattering phase objects with fast variations of phase </w:t>
-      </w:r>
-      <w:r>
-        <w:rPr>
-          <w:sz w:val="22"/>
-          <w:szCs w:val="20"/>
-          <w:lang w:eastAsia="ja-JP"/>
-        </w:rPr>
-        <w:t xml:space="preserve">have a </w:t>
-      </w:r>
-      <w:r>
-        <w:rPr>
-          <w:sz w:val="22"/>
-          <w:szCs w:val="20"/>
-          <w:lang w:eastAsia="ja-JP"/>
-        </w:rPr>
-        <w:t xml:space="preserve">broad spectrum in Fourier space. </w:t>
-      </w:r>
-      <w:r>
-        <w:rPr>
-          <w:sz w:val="22"/>
-          <w:szCs w:val="20"/>
-          <w:lang w:eastAsia="ja-JP"/>
-        </w:rPr>
-        <w:t>The spectrum falls to near-zero values at very large frequencies.</w:t>
-      </w:r>
-      <w:r>
-        <w:rPr>
-          <w:sz w:val="22"/>
-          <w:szCs w:val="20"/>
-          <w:lang w:eastAsia="ja-JP"/>
-        </w:rPr>
-        <w:t xml:space="preserve"> </w:t>
-      </w:r>
-      <w:r>
-        <w:rPr>
-          <w:sz w:val="22"/>
-          <w:szCs w:val="20"/>
-          <w:lang w:eastAsia="ja-JP"/>
-        </w:rPr>
-        <w:t xml:space="preserve">The Gibbs phenomena </w:t>
-      </w:r>
-      <w:r>
-        <w:rPr>
-          <w:sz w:val="22"/>
-          <w:szCs w:val="20"/>
-          <w:lang w:eastAsia="ja-JP"/>
-        </w:rPr>
-        <w:t>act</w:t>
-      </w:r>
-      <w:r>
-        <w:rPr>
-          <w:sz w:val="22"/>
-          <w:szCs w:val="20"/>
-          <w:lang w:eastAsia="ja-JP"/>
-        </w:rPr>
-        <w:t xml:space="preserve"> up for lower NA </w:t>
-      </w:r>
-      <w:r>
-        <w:rPr>
-          <w:sz w:val="22"/>
-          <w:szCs w:val="20"/>
-          <w:lang w:eastAsia="ja-JP"/>
-        </w:rPr>
-        <w:t>and false</w:t>
-      </w:r>
-      <w:r>
-        <w:rPr>
-          <w:sz w:val="22"/>
-          <w:szCs w:val="20"/>
-          <w:lang w:eastAsia="ja-JP"/>
-        </w:rPr>
-        <w:t xml:space="preserve"> peaks are observed</w:t>
-      </w:r>
-      <w:r>
-        <w:rPr>
-          <w:sz w:val="22"/>
-          <w:szCs w:val="20"/>
-          <w:lang w:eastAsia="ja-JP"/>
-        </w:rPr>
-        <w:t>.</w:t>
-      </w:r>
-      <w:r>
-        <w:rPr>
-          <w:sz w:val="22"/>
-          <w:szCs w:val="20"/>
-          <w:lang w:eastAsia="ja-JP"/>
-        </w:rPr>
-        <w:t xml:space="preserve"> As we increase the NA values, the Brenner curves show predicted </w:t>
-      </w:r>
-      <w:r>
-        <w:rPr>
-          <w:sz w:val="22"/>
-          <w:szCs w:val="20"/>
-          <w:lang w:eastAsia="ja-JP"/>
-        </w:rPr>
-        <w:t>minimum values</w:t>
-      </w:r>
-      <w:r>
-        <w:rPr>
-          <w:sz w:val="22"/>
-          <w:szCs w:val="20"/>
-          <w:lang w:eastAsia="ja-JP"/>
-        </w:rPr>
-        <w:t>. B</w:t>
-      </w:r>
-      <w:r>
-        <w:rPr>
-          <w:sz w:val="22"/>
-          <w:szCs w:val="20"/>
-          <w:lang w:eastAsia="ja-JP"/>
-        </w:rPr>
-        <w:t xml:space="preserve">ut for higher NA 0.25 and above it strangely shows a strong peak </w:t>
-      </w:r>
-      <w:r>
-        <w:rPr>
-          <w:sz w:val="22"/>
-          <w:szCs w:val="20"/>
-          <w:lang w:eastAsia="ja-JP"/>
-        </w:rPr>
-        <w:t xml:space="preserve">on the Brenner curve </w:t>
-      </w:r>
-      <w:r>
-        <w:rPr>
-          <w:sz w:val="22"/>
-          <w:szCs w:val="20"/>
-          <w:lang w:eastAsia="ja-JP"/>
-        </w:rPr>
-        <w:t>as shown in Figure 5.</w:t>
-      </w:r>
-      <w:r>
-        <w:rPr>
-          <w:sz w:val="22"/>
-          <w:szCs w:val="20"/>
-          <w:lang w:eastAsia="ja-JP"/>
-        </w:rPr>
-        <w:t xml:space="preserve"> </w:t>
-      </w:r>
-      <w:r>
-        <w:rPr>
-          <w:sz w:val="22"/>
-          <w:szCs w:val="20"/>
-          <w:lang w:eastAsia="ja-JP"/>
-        </w:rPr>
-        <w:t>This is</w:t>
-      </w:r>
-      <w:r>
-        <w:rPr>
-          <w:sz w:val="22"/>
-          <w:szCs w:val="20"/>
-          <w:lang w:eastAsia="ja-JP"/>
-        </w:rPr>
-        <w:t xml:space="preserve"> due to </w:t>
-      </w:r>
-      <w:proofErr w:type="gramStart"/>
-      <w:r>
-        <w:rPr>
-          <w:sz w:val="22"/>
-          <w:szCs w:val="20"/>
-          <w:lang w:eastAsia="ja-JP"/>
-        </w:rPr>
-        <w:t>Gibbs</w:t>
-      </w:r>
-      <w:proofErr w:type="gramEnd"/>
-      <w:r>
-        <w:rPr>
-          <w:sz w:val="22"/>
-          <w:szCs w:val="20"/>
-          <w:lang w:eastAsia="ja-JP"/>
-        </w:rPr>
-        <w:t xml:space="preserve"> artifacts </w:t>
-      </w:r>
-      <w:proofErr w:type="gramStart"/>
-      <w:r>
-        <w:rPr>
-          <w:sz w:val="22"/>
-          <w:szCs w:val="20"/>
-          <w:lang w:eastAsia="ja-JP"/>
-        </w:rPr>
-        <w:t>due</w:t>
-      </w:r>
-      <w:proofErr w:type="gramEnd"/>
-      <w:r>
-        <w:rPr>
-          <w:sz w:val="22"/>
-          <w:szCs w:val="20"/>
-          <w:lang w:eastAsia="ja-JP"/>
-        </w:rPr>
-        <w:t xml:space="preserve"> finite camera pixels.</w:t>
-      </w:r>
-    </w:p>
-    <w:p>
-      <w:pPr>
-        <w:keepNext/>
-        <w:ind w:firstLine="0"/>
-      </w:pPr>
-      <w:r>
-        <w:rPr>
-          <w:noProof/>
-          <w:sz w:val="22"/>
-          <w:szCs w:val="20"/>
-          <w:lang w:eastAsia="ja-JP"/>
-          <w14:ligatures w14:val="standardContextual"/>
-        </w:rPr>
-        <w:lastRenderedPageBreak/>
-        <w:drawing>
-          <wp:inline distT="0" distB="0" distL="0" distR="0" wp14:anchorId="0AC59112" wp14:editId="585B1CD4">
-            <wp:extent cx="5731510" cy="2118995"/>
-            <wp:effectExtent l="0" t="0" r="2540" b="0"/>
-            <wp:docPr id="1733741073" name="Picture 5"/>
-            <wp:cNvGraphicFramePr>
-              <a:graphicFrameLocks xmlns:a="http://schemas.openxmlformats.org/drawingml/2006/main" noChangeAspect="1"/>
-            </wp:cNvGraphicFramePr>
-            <a:graphic xmlns:a="http://schemas.openxmlformats.org/drawingml/2006/main">
-              <a:graphicData uri="http://schemas.openxmlformats.org/drawingml/2006/picture">
-                <pic:pic xmlns:pic="http://schemas.openxmlformats.org/drawingml/2006/picture">
-                  <pic:nvPicPr>
-                    <pic:cNvPr id="1733741073" name="Picture 1733741073"/>
                     <pic:cNvPicPr/>
                   </pic:nvPicPr>
                   <pic:blipFill>
@@ -2261,6 +1987,301 @@
         <w:jc w:val="center"/>
         <w:rPr>
           <w:sz w:val="20"/>
+          <w:szCs w:val="20"/>
+        </w:rPr>
+      </w:pPr>
+      <w:r>
+        <w:rPr>
+          <w:sz w:val="20"/>
+          <w:szCs w:val="20"/>
+        </w:rPr>
+        <w:t xml:space="preserve">Figure </w:t>
+      </w:r>
+      <w:r>
+        <w:rPr>
+          <w:sz w:val="20"/>
+          <w:szCs w:val="20"/>
+        </w:rPr>
+        <w:fldChar w:fldCharType="begin"/>
+      </w:r>
+      <w:r>
+        <w:rPr>
+          <w:sz w:val="20"/>
+          <w:szCs w:val="20"/>
+        </w:rPr>
+        <w:instrText xml:space="preserve"> SEQ Figure \* ARABIC </w:instrText>
+      </w:r>
+      <w:r>
+        <w:rPr>
+          <w:sz w:val="20"/>
+          <w:szCs w:val="20"/>
+        </w:rPr>
+        <w:fldChar w:fldCharType="separate"/>
+      </w:r>
+      <w:r>
+        <w:rPr>
+          <w:noProof/>
+          <w:sz w:val="20"/>
+          <w:szCs w:val="20"/>
+        </w:rPr>
+        <w:t>4</w:t>
+      </w:r>
+      <w:r>
+        <w:rPr>
+          <w:sz w:val="20"/>
+          <w:szCs w:val="20"/>
+        </w:rPr>
+        <w:fldChar w:fldCharType="end"/>
+      </w:r>
+      <w:r>
+        <w:rPr>
+          <w:sz w:val="20"/>
+          <w:szCs w:val="20"/>
+        </w:rPr>
+        <w:t xml:space="preserve"> Brenner curves for strong phase object for different NA</w:t>
+      </w:r>
+    </w:p>
+    <w:p>
+      <w:pPr>
+        <w:ind w:firstLine="720"/>
+        <w:rPr>
+          <w:sz w:val="22"/>
+          <w:szCs w:val="20"/>
+          <w:lang w:eastAsia="ja-JP"/>
+        </w:rPr>
+      </w:pPr>
+      <w:r>
+        <w:rPr>
+          <w:sz w:val="22"/>
+          <w:szCs w:val="20"/>
+          <w:lang w:eastAsia="ja-JP"/>
+        </w:rPr>
+        <w:t xml:space="preserve">Highly scattering phase objects with fast variations of phase </w:t>
+      </w:r>
+      <w:r>
+        <w:rPr>
+          <w:sz w:val="22"/>
+          <w:szCs w:val="20"/>
+          <w:lang w:eastAsia="ja-JP"/>
+        </w:rPr>
+        <w:t xml:space="preserve">have a </w:t>
+      </w:r>
+      <w:r>
+        <w:rPr>
+          <w:sz w:val="22"/>
+          <w:szCs w:val="20"/>
+          <w:lang w:eastAsia="ja-JP"/>
+        </w:rPr>
+        <w:t xml:space="preserve">broad spectrum in Fourier space. </w:t>
+      </w:r>
+      <w:r>
+        <w:rPr>
+          <w:sz w:val="22"/>
+          <w:szCs w:val="20"/>
+          <w:lang w:eastAsia="ja-JP"/>
+        </w:rPr>
+        <w:t>The spectrum falls to near-zero values at very large frequencies.</w:t>
+      </w:r>
+      <w:r>
+        <w:rPr>
+          <w:sz w:val="22"/>
+          <w:szCs w:val="20"/>
+          <w:lang w:eastAsia="ja-JP"/>
+        </w:rPr>
+        <w:t xml:space="preserve"> </w:t>
+      </w:r>
+      <w:r>
+        <w:rPr>
+          <w:sz w:val="22"/>
+          <w:szCs w:val="20"/>
+          <w:lang w:eastAsia="ja-JP"/>
+        </w:rPr>
+        <w:t xml:space="preserve">The Gibbs </w:t>
+      </w:r>
+      <w:r>
+        <w:rPr>
+          <w:sz w:val="22"/>
+          <w:szCs w:val="20"/>
+          <w:lang w:eastAsia="ja-JP"/>
+        </w:rPr>
+        <w:lastRenderedPageBreak/>
+        <w:t xml:space="preserve">phenomena </w:t>
+      </w:r>
+      <w:r>
+        <w:rPr>
+          <w:sz w:val="22"/>
+          <w:szCs w:val="20"/>
+          <w:lang w:eastAsia="ja-JP"/>
+        </w:rPr>
+        <w:t>act</w:t>
+      </w:r>
+      <w:r>
+        <w:rPr>
+          <w:sz w:val="22"/>
+          <w:szCs w:val="20"/>
+          <w:lang w:eastAsia="ja-JP"/>
+        </w:rPr>
+        <w:t xml:space="preserve"> up for lower NA </w:t>
+      </w:r>
+      <w:r>
+        <w:rPr>
+          <w:sz w:val="22"/>
+          <w:szCs w:val="20"/>
+          <w:lang w:eastAsia="ja-JP"/>
+        </w:rPr>
+        <w:t>and false</w:t>
+      </w:r>
+      <w:r>
+        <w:rPr>
+          <w:sz w:val="22"/>
+          <w:szCs w:val="20"/>
+          <w:lang w:eastAsia="ja-JP"/>
+        </w:rPr>
+        <w:t xml:space="preserve"> peaks are observed</w:t>
+      </w:r>
+      <w:r>
+        <w:rPr>
+          <w:sz w:val="22"/>
+          <w:szCs w:val="20"/>
+          <w:lang w:eastAsia="ja-JP"/>
+        </w:rPr>
+        <w:t>.</w:t>
+      </w:r>
+      <w:r>
+        <w:rPr>
+          <w:sz w:val="22"/>
+          <w:szCs w:val="20"/>
+          <w:lang w:eastAsia="ja-JP"/>
+        </w:rPr>
+        <w:t xml:space="preserve"> As we increase the NA values, the Brenner curves show predicted </w:t>
+      </w:r>
+      <w:r>
+        <w:rPr>
+          <w:sz w:val="22"/>
+          <w:szCs w:val="20"/>
+          <w:lang w:eastAsia="ja-JP"/>
+        </w:rPr>
+        <w:t>minimum values</w:t>
+      </w:r>
+      <w:r>
+        <w:rPr>
+          <w:sz w:val="22"/>
+          <w:szCs w:val="20"/>
+          <w:lang w:eastAsia="ja-JP"/>
+        </w:rPr>
+        <w:t>. B</w:t>
+      </w:r>
+      <w:r>
+        <w:rPr>
+          <w:sz w:val="22"/>
+          <w:szCs w:val="20"/>
+          <w:lang w:eastAsia="ja-JP"/>
+        </w:rPr>
+        <w:t xml:space="preserve">ut for higher NA 0.25 and above it strangely shows a strong peak </w:t>
+      </w:r>
+      <w:r>
+        <w:rPr>
+          <w:sz w:val="22"/>
+          <w:szCs w:val="20"/>
+          <w:lang w:eastAsia="ja-JP"/>
+        </w:rPr>
+        <w:t xml:space="preserve">on the Brenner curve </w:t>
+      </w:r>
+      <w:r>
+        <w:rPr>
+          <w:sz w:val="22"/>
+          <w:szCs w:val="20"/>
+          <w:lang w:eastAsia="ja-JP"/>
+        </w:rPr>
+        <w:t>as shown in Figure 5.</w:t>
+      </w:r>
+      <w:r>
+        <w:rPr>
+          <w:sz w:val="22"/>
+          <w:szCs w:val="20"/>
+          <w:lang w:eastAsia="ja-JP"/>
+        </w:rPr>
+        <w:t xml:space="preserve"> </w:t>
+      </w:r>
+      <w:r>
+        <w:rPr>
+          <w:sz w:val="22"/>
+          <w:szCs w:val="20"/>
+          <w:lang w:eastAsia="ja-JP"/>
+        </w:rPr>
+        <w:t>This is</w:t>
+      </w:r>
+      <w:r>
+        <w:rPr>
+          <w:sz w:val="22"/>
+          <w:szCs w:val="20"/>
+          <w:lang w:eastAsia="ja-JP"/>
+        </w:rPr>
+        <w:t xml:space="preserve"> due to Gibbs artifacts due finite camera pixels.</w:t>
+      </w:r>
+    </w:p>
+    <w:p>
+      <w:pPr>
+        <w:keepNext/>
+        <w:ind w:firstLine="0"/>
+      </w:pPr>
+      <w:r>
+        <w:rPr>
+          <w:noProof/>
+          <w:sz w:val="22"/>
+          <w:szCs w:val="20"/>
+          <w:lang w:eastAsia="ja-JP"/>
+          <w14:ligatures w14:val="standardContextual"/>
+        </w:rPr>
+        <w:drawing>
+          <wp:inline distT="0" distB="0" distL="0" distR="0" wp14:anchorId="0AC59112" wp14:editId="585B1CD4">
+            <wp:extent cx="5731510" cy="2118995"/>
+            <wp:effectExtent l="0" t="0" r="2540" b="0"/>
+            <wp:docPr id="1733741073" name="Picture 5"/>
+            <wp:cNvGraphicFramePr>
+              <a:graphicFrameLocks xmlns:a="http://schemas.openxmlformats.org/drawingml/2006/main" noChangeAspect="1"/>
+            </wp:cNvGraphicFramePr>
+            <a:graphic xmlns:a="http://schemas.openxmlformats.org/drawingml/2006/main">
+              <a:graphicData uri="http://schemas.openxmlformats.org/drawingml/2006/picture">
+                <pic:pic xmlns:pic="http://schemas.openxmlformats.org/drawingml/2006/picture">
+                  <pic:nvPicPr>
+                    <pic:cNvPr id="1733741073" name="Picture 1733741073"/>
+                    <pic:cNvPicPr/>
+                  </pic:nvPicPr>
+                  <pic:blipFill>
+                    <a:blip r:embed="rId12" cstate="print">
+                      <a:extLst>
+                        <a:ext uri="{28A0092B-C50C-407E-A947-70E740481C1C}">
+                          <a14:useLocalDpi xmlns:a14="http://schemas.microsoft.com/office/drawing/2010/main" val="0"/>
+                        </a:ext>
+                      </a:extLst>
+                    </a:blip>
+                    <a:stretch>
+                      <a:fillRect/>
+                    </a:stretch>
+                  </pic:blipFill>
+                  <pic:spPr>
+                    <a:xfrm>
+                      <a:off x="0" y="0"/>
+                      <a:ext cx="5731510" cy="2118995"/>
+                    </a:xfrm>
+                    <a:prstGeom prst="rect">
+                      <a:avLst/>
+                    </a:prstGeom>
+                  </pic:spPr>
+                </pic:pic>
+              </a:graphicData>
+            </a:graphic>
+          </wp:inline>
+        </w:drawing>
+      </w:r>
+    </w:p>
+    <w:p>
+      <w:pPr>
+        <w:pStyle w:val="Caption"/>
+        <w:jc w:val="center"/>
+        <w:rPr>
+          <w:sz w:val="20"/>
           <w:szCs w:val="18"/>
           <w:lang w:eastAsia="ja-JP"/>
         </w:rPr>
@@ -2378,7 +2399,23 @@
           <w:szCs w:val="20"/>
           <w:lang w:eastAsia="ja-JP"/>
         </w:rPr>
-        <w:t xml:space="preserve">Numerical aperture would be circular </w:t>
+        <w:t xml:space="preserve">Numerical aperture would </w:t>
+      </w:r>
+      <w:r>
+        <w:rPr>
+          <w:sz w:val="22"/>
+          <w:szCs w:val="20"/>
+          <w:lang w:eastAsia="ja-JP"/>
+        </w:rPr>
+        <w:t>behave as a</w:t>
+      </w:r>
+      <w:r>
+        <w:rPr>
+          <w:sz w:val="22"/>
+          <w:szCs w:val="20"/>
+          <w:lang w:eastAsia="ja-JP"/>
+        </w:rPr>
+        <w:t xml:space="preserve"> circular </w:t>
       </w:r>
       <w:r>
         <w:rPr>
@@ -2410,7 +2447,22 @@
           <w:sz w:val="22"/>
           <w:szCs w:val="20"/>
         </w:rPr>
-        <w:t xml:space="preserve"> with maximum frequency given by </w:t>
+        <w:t xml:space="preserve"> with maximum frequency</w:t>
+      </w:r>
+      <w:r>
+        <w:rPr>
+          <w:rStyle w:val="FootnoteReference"/>
+          <w:sz w:val="22"/>
+          <w:szCs w:val="20"/>
+        </w:rPr>
+        <w:footnoteReference w:id="2"/>
+      </w:r>
+      <w:r>
+        <w:rPr>
+          <w:sz w:val="22"/>
+          <w:szCs w:val="20"/>
+        </w:rPr>
+        <w:t xml:space="preserve"> given by </w:t>
       </w:r>
     </w:p>
     <w:tbl>
@@ -2560,7 +2612,7 @@
     </w:tbl>
     <w:p>
       <w:pPr>
-        <w:ind w:firstLine="0"/>
+        <w:ind w:firstLine="720"/>
         <w:rPr>
           <w:sz w:val="22"/>
           <w:szCs w:val="20"/>
@@ -2594,21 +2646,12 @@
         </w:rPr>
         <w:t xml:space="preserve"> and </w:t>
       </w:r>
-      <w:proofErr w:type="gramStart"/>
-      <w:r>
-        <w:rPr>
-          <w:sz w:val="22"/>
-          <w:szCs w:val="20"/>
-        </w:rPr>
-        <w:t>Gibbs</w:t>
-      </w:r>
-      <w:proofErr w:type="gramEnd"/>
-      <w:r>
-        <w:rPr>
-          <w:sz w:val="22"/>
-          <w:szCs w:val="20"/>
-        </w:rPr>
-        <w:t xml:space="preserve"> artifacts </w:t>
+      <w:r>
+        <w:rPr>
+          <w:sz w:val="22"/>
+          <w:szCs w:val="20"/>
+        </w:rPr>
+        <w:t xml:space="preserve">Gibbs artifacts </w:t>
       </w:r>
       <w:r>
         <w:rPr>
@@ -2664,39 +2707,7 @@
           <w:sz w:val="22"/>
           <w:szCs w:val="20"/>
         </w:rPr>
-        <w:t xml:space="preserve"> is manifested as convolution with </w:t>
-      </w:r>
-      <w:proofErr w:type="spellStart"/>
-      <w:r>
-        <w:rPr>
-          <w:sz w:val="22"/>
-          <w:szCs w:val="20"/>
-        </w:rPr>
-        <w:t>sinc</w:t>
-      </w:r>
-      <w:proofErr w:type="spellEnd"/>
-      <w:r>
-        <w:rPr>
-          <w:sz w:val="22"/>
-          <w:szCs w:val="20"/>
-        </w:rPr>
-        <w:t xml:space="preserve"> function in spatial domain generating </w:t>
-      </w:r>
-      <w:proofErr w:type="gramStart"/>
-      <w:r>
-        <w:rPr>
-          <w:sz w:val="22"/>
-          <w:szCs w:val="20"/>
-        </w:rPr>
-        <w:t>Gibbs</w:t>
-      </w:r>
-      <w:proofErr w:type="gramEnd"/>
-      <w:r>
-        <w:rPr>
-          <w:sz w:val="22"/>
-          <w:szCs w:val="20"/>
-        </w:rPr>
-        <w:t xml:space="preserve"> artifacts</w:t>
+        <w:t xml:space="preserve"> is manifested as convolution with sinc function in spatial domain generating Gibbs artifacts</w:t>
       </w:r>
       <w:r>
         <w:rPr>
@@ -2710,58 +2721,7 @@
           <w:sz w:val="22"/>
           <w:szCs w:val="20"/>
         </w:rPr>
-        <w:t xml:space="preserve"> Figure 6 figuratively depicts the circu</w:t>
-      </w:r>
-      <w:r>
-        <w:rPr>
-          <w:sz w:val="22"/>
-          <w:szCs w:val="20"/>
-        </w:rPr>
-        <w:t xml:space="preserve">lar low-pass filters for different aperture sizes drawn against a rectangular aperture </w:t>
-      </w:r>
-      <w:r>
-        <w:rPr>
-          <w:sz w:val="22"/>
-          <w:szCs w:val="20"/>
-        </w:rPr>
-        <w:t>in accords with the pixel size</w:t>
-      </w:r>
-      <w:r>
-        <w:rPr>
-          <w:sz w:val="22"/>
-          <w:szCs w:val="20"/>
-        </w:rPr>
-        <w:t xml:space="preserve">. </w:t>
-      </w:r>
-      <w:r>
-        <w:rPr>
-          <w:sz w:val="22"/>
-          <w:szCs w:val="20"/>
-        </w:rPr>
-        <w:t>It can be observed</w:t>
-      </w:r>
-      <w:r>
-        <w:rPr>
-          <w:sz w:val="22"/>
-          <w:szCs w:val="20"/>
-        </w:rPr>
-        <w:t xml:space="preserve"> for higher values of NA (0.25 and above), clipping due to pixel size </w:t>
-      </w:r>
-      <w:proofErr w:type="gramStart"/>
-      <w:r>
-        <w:rPr>
-          <w:sz w:val="22"/>
-          <w:szCs w:val="20"/>
-        </w:rPr>
-        <w:t>takes</w:t>
-      </w:r>
-      <w:proofErr w:type="gramEnd"/>
-      <w:r>
-        <w:rPr>
-          <w:sz w:val="22"/>
-          <w:szCs w:val="20"/>
-        </w:rPr>
-        <w:t xml:space="preserve"> over.</w:t>
+        <w:t xml:space="preserve"> </w:t>
       </w:r>
     </w:p>
     <w:p>
@@ -2792,7 +2752,7 @@
                     <pic:cNvPicPr/>
                   </pic:nvPicPr>
                   <pic:blipFill>
-                    <a:blip r:embed="rId12" cstate="print">
+                    <a:blip r:embed="rId13" cstate="print">
                       <a:extLst>
                         <a:ext uri="{28A0092B-C50C-407E-A947-70E740481C1C}">
                           <a14:useLocalDpi xmlns:a14="http://schemas.microsoft.com/office/drawing/2010/main" val="0"/>
@@ -2881,6 +2841,44 @@
     </w:p>
     <w:p>
       <w:pPr>
+        <w:ind w:firstLine="720"/>
+        <w:rPr>
+          <w:sz w:val="22"/>
+          <w:szCs w:val="20"/>
+        </w:rPr>
+      </w:pPr>
+      <w:r>
+        <w:rPr>
+          <w:sz w:val="22"/>
+          <w:szCs w:val="20"/>
+        </w:rPr>
+        <w:t xml:space="preserve">Figure 6 figuratively depicts the circular low-pass filters for different aperture sizes drawn against a rectangular aperture in accords with the pixel size. It can be observed for </w:t>
+      </w:r>
+      <w:r>
+        <w:rPr>
+          <w:sz w:val="22"/>
+          <w:szCs w:val="20"/>
+        </w:rPr>
+        <w:lastRenderedPageBreak/>
+        <w:t xml:space="preserve">higher values of NA (0.25 and above), clipping due to pixel size takes over because circular low pass filter goes beyond the rectangular aperture (allowed frequencies by </w:t>
+      </w:r>
+      <w:r>
+        <w:rPr>
+          <w:sz w:val="22"/>
+          <w:szCs w:val="20"/>
+        </w:rPr>
+        <w:t>o</w:t>
+      </w:r>
+      <w:r>
+        <w:rPr>
+          <w:sz w:val="22"/>
+          <w:szCs w:val="20"/>
+        </w:rPr>
+        <w:t>bjective lens are higher than bandwidth of the optical system).</w:t>
+      </w:r>
+    </w:p>
+    <w:p>
+      <w:pPr>
         <w:rPr>
           <w:sz w:val="22"/>
           <w:szCs w:val="20"/>
@@ -2962,7 +2960,6 @@
           <w:szCs w:val="20"/>
           <w14:ligatures w14:val="standardContextual"/>
         </w:rPr>
-        <w:lastRenderedPageBreak/>
         <w:drawing>
           <wp:inline distT="0" distB="0" distL="0" distR="0" wp14:anchorId="7E26DB1C" wp14:editId="502768DB">
             <wp:extent cx="5731510" cy="1579245"/>
@@ -2979,7 +2976,7 @@
                     <pic:cNvPicPr/>
                   </pic:nvPicPr>
                   <pic:blipFill>
-                    <a:blip r:embed="rId13" cstate="print">
+                    <a:blip r:embed="rId14" cstate="print">
                       <a:extLst>
                         <a:ext uri="{28A0092B-C50C-407E-A947-70E740481C1C}">
                           <a14:useLocalDpi xmlns:a14="http://schemas.microsoft.com/office/drawing/2010/main" val="0"/>
@@ -3083,37 +3080,1444 @@
     <w:p>
       <w:pPr>
         <w:ind w:firstLine="0"/>
-      </w:pPr>
-      <w:r>
+        <w:rPr>
+          <w:sz w:val="22"/>
+          <w:szCs w:val="20"/>
+        </w:rPr>
+      </w:pPr>
+      <w:r>
+        <w:rPr>
+          <w:sz w:val="22"/>
+          <w:szCs w:val="20"/>
+        </w:rPr>
+        <w:t xml:space="preserve">Clearly observed is the spread of energies in the frequency domain in Figure 8. </w:t>
+      </w:r>
+      <w:r>
+        <w:rPr>
+          <w:sz w:val="22"/>
+          <w:szCs w:val="20"/>
+        </w:rPr>
+        <w:t xml:space="preserve">The energy in the </w:t>
+      </w:r>
+      <w:r>
+        <w:rPr>
+          <w:sz w:val="22"/>
+          <w:szCs w:val="20"/>
+        </w:rPr>
+        <w:t>weak phase</w:t>
+      </w:r>
+      <w:r>
+        <w:rPr>
+          <w:sz w:val="22"/>
+          <w:szCs w:val="20"/>
+        </w:rPr>
+        <w:t xml:space="preserve"> spectrum is tightly bundled in the center (the DC component and lowest spatial frequencies). The signal decays to </w:t>
+      </w:r>
+      <w:r>
+        <w:rPr>
+          <w:sz w:val="22"/>
+          <w:szCs w:val="20"/>
+        </w:rPr>
+        <w:t>near-zero</w:t>
+      </w:r>
+      <w:r>
+        <w:rPr>
+          <w:sz w:val="22"/>
+          <w:szCs w:val="20"/>
+        </w:rPr>
+        <w:t xml:space="preserve"> well before it reaches the outer edges of the frequency space.</w:t>
+      </w:r>
+      <w:r>
+        <w:rPr>
+          <w:sz w:val="22"/>
+          <w:szCs w:val="20"/>
+        </w:rPr>
+        <w:t xml:space="preserve"> </w:t>
+      </w:r>
+      <w:r>
+        <w:rPr>
+          <w:sz w:val="22"/>
+          <w:szCs w:val="20"/>
+        </w:rPr>
+        <w:t xml:space="preserve">In the </w:t>
+      </w:r>
+      <w:r>
+        <w:rPr>
+          <w:sz w:val="22"/>
+          <w:szCs w:val="20"/>
+        </w:rPr>
+        <w:t>strong phase</w:t>
+      </w:r>
+      <w:r>
+        <w:rPr>
+          <w:sz w:val="22"/>
+          <w:szCs w:val="20"/>
+        </w:rPr>
+        <w:t xml:space="preserve"> spectrum, the energy</w:t>
+      </w:r>
+      <w:r>
+        <w:rPr>
+          <w:sz w:val="22"/>
+          <w:szCs w:val="20"/>
+        </w:rPr>
+        <w:t xml:space="preserve"> is</w:t>
+      </w:r>
+      <w:r>
+        <w:rPr>
+          <w:sz w:val="22"/>
+          <w:szCs w:val="20"/>
+        </w:rPr>
+        <w:t xml:space="preserve"> spreading outward into a broader halo. The spatial frequencies are higher due to the steeper phase gradients.</w:t>
+      </w:r>
+      <w:r>
+        <w:rPr>
+          <w:sz w:val="22"/>
+          <w:szCs w:val="20"/>
+        </w:rPr>
+        <w:t xml:space="preserve"> </w:t>
+      </w:r>
+      <w:r>
+        <w:rPr>
+          <w:sz w:val="22"/>
+          <w:szCs w:val="20"/>
+        </w:rPr>
+        <w:t xml:space="preserve">The spectrum </w:t>
+      </w:r>
+      <w:r>
+        <w:rPr>
+          <w:sz w:val="22"/>
+          <w:szCs w:val="20"/>
+        </w:rPr>
+        <w:t xml:space="preserve">for the sharp phase object </w:t>
+      </w:r>
+      <w:r>
+        <w:rPr>
+          <w:sz w:val="22"/>
+          <w:szCs w:val="20"/>
+        </w:rPr>
+        <w:t xml:space="preserve">shows a massive, cross-shaped </w:t>
+      </w:r>
+      <w:r>
+        <w:rPr>
+          <w:sz w:val="22"/>
+          <w:szCs w:val="20"/>
+        </w:rPr>
+        <w:t>distribution</w:t>
+      </w:r>
+      <w:r>
+        <w:rPr>
+          <w:sz w:val="22"/>
+          <w:szCs w:val="20"/>
+        </w:rPr>
+        <w:t xml:space="preserve"> of energy (a 2D Sinc function). Because a sharp edge contains infinite spatial frequencies, the energy </w:t>
+      </w:r>
+      <w:r>
+        <w:rPr>
+          <w:sz w:val="22"/>
+          <w:szCs w:val="20"/>
+        </w:rPr>
+        <w:t>spreads</w:t>
+      </w:r>
+      <w:r>
+        <w:rPr>
+          <w:sz w:val="22"/>
+          <w:szCs w:val="20"/>
+        </w:rPr>
+        <w:t xml:space="preserve"> outward. Notice how the bright streaks slam violently into the rigid, square boundaries of the image window.</w:t>
+      </w:r>
+      <w:r>
+        <w:rPr>
+          <w:sz w:val="22"/>
+          <w:szCs w:val="20"/>
+        </w:rPr>
+        <w:t xml:space="preserve"> </w:t>
+      </w:r>
+    </w:p>
+    <w:p>
+      <w:pPr>
+        <w:keepNext/>
+        <w:ind w:firstLine="0"/>
+      </w:pPr>
+      <w:r>
+        <w:rPr>
+          <w:noProof/>
+          <w14:ligatures w14:val="standardContextual"/>
+        </w:rPr>
+        <w:drawing>
+          <wp:inline distT="0" distB="0" distL="0" distR="0" wp14:anchorId="48EFB2D1" wp14:editId="0BC4BC78">
+            <wp:extent cx="5731510" cy="1788160"/>
+            <wp:effectExtent l="0" t="0" r="2540" b="2540"/>
+            <wp:docPr id="820688026" name="Picture 1"/>
+            <wp:cNvGraphicFramePr>
+              <a:graphicFrameLocks xmlns:a="http://schemas.openxmlformats.org/drawingml/2006/main" noChangeAspect="1"/>
+            </wp:cNvGraphicFramePr>
+            <a:graphic xmlns:a="http://schemas.openxmlformats.org/drawingml/2006/main">
+              <a:graphicData uri="http://schemas.openxmlformats.org/drawingml/2006/picture">
+                <pic:pic xmlns:pic="http://schemas.openxmlformats.org/drawingml/2006/picture">
+                  <pic:nvPicPr>
+                    <pic:cNvPr id="820688026" name="Picture 820688026"/>
+                    <pic:cNvPicPr/>
+                  </pic:nvPicPr>
+                  <pic:blipFill>
+                    <a:blip r:embed="rId15" cstate="print">
+                      <a:extLst>
+                        <a:ext uri="{28A0092B-C50C-407E-A947-70E740481C1C}">
+                          <a14:useLocalDpi xmlns:a14="http://schemas.microsoft.com/office/drawing/2010/main" val="0"/>
+                        </a:ext>
+                      </a:extLst>
+                    </a:blip>
+                    <a:stretch>
+                      <a:fillRect/>
+                    </a:stretch>
+                  </pic:blipFill>
+                  <pic:spPr>
+                    <a:xfrm>
+                      <a:off x="0" y="0"/>
+                      <a:ext cx="5731510" cy="1788160"/>
+                    </a:xfrm>
+                    <a:prstGeom prst="rect">
+                      <a:avLst/>
+                    </a:prstGeom>
+                  </pic:spPr>
+                </pic:pic>
+              </a:graphicData>
+            </a:graphic>
+          </wp:inline>
+        </w:drawing>
+      </w:r>
+    </w:p>
+    <w:p>
+      <w:pPr>
+        <w:pStyle w:val="Caption"/>
+        <w:jc w:val="center"/>
+        <w:rPr>
+          <w:sz w:val="20"/>
+          <w:szCs w:val="20"/>
+        </w:rPr>
+      </w:pPr>
+      <w:r>
+        <w:rPr>
+          <w:sz w:val="20"/>
+          <w:szCs w:val="20"/>
+        </w:rPr>
+        <w:t xml:space="preserve">Figure </w:t>
+      </w:r>
+      <w:r>
+        <w:rPr>
+          <w:sz w:val="20"/>
+          <w:szCs w:val="20"/>
+        </w:rPr>
+        <w:fldChar w:fldCharType="begin"/>
+      </w:r>
+      <w:r>
+        <w:rPr>
+          <w:sz w:val="20"/>
+          <w:szCs w:val="20"/>
+        </w:rPr>
+        <w:instrText xml:space="preserve"> SEQ Figure \* ARABIC </w:instrText>
+      </w:r>
+      <w:r>
+        <w:rPr>
+          <w:sz w:val="20"/>
+          <w:szCs w:val="20"/>
+        </w:rPr>
+        <w:fldChar w:fldCharType="separate"/>
+      </w:r>
+      <w:r>
+        <w:rPr>
+          <w:noProof/>
+          <w:sz w:val="20"/>
+          <w:szCs w:val="20"/>
+        </w:rPr>
+        <w:t>8</w:t>
+      </w:r>
+      <w:r>
+        <w:rPr>
+          <w:sz w:val="20"/>
+          <w:szCs w:val="20"/>
+        </w:rPr>
+        <w:fldChar w:fldCharType="end"/>
+      </w:r>
+      <w:r>
+        <w:rPr>
+          <w:sz w:val="20"/>
+          <w:szCs w:val="20"/>
+        </w:rPr>
+        <w:t xml:space="preserve"> Fourier spectrum (log scale) for (a) weak, (b) strong and (c) sharp phase object</w:t>
+      </w:r>
+    </w:p>
+    <w:p>
+      <w:pPr>
+        <w:ind w:firstLine="0"/>
+        <w:rPr>
+          <w:sz w:val="22"/>
+          <w:szCs w:val="20"/>
+        </w:rPr>
+      </w:pPr>
+      <w:r>
+        <w:rPr>
+          <w:sz w:val="22"/>
+          <w:szCs w:val="20"/>
+        </w:rPr>
         <w:tab/>
+        <w:t>To understand more thoroughly we look at the energy density by power spectral density method through 1D line graph for all these phase objects in Figure 9. T</w:t>
+      </w:r>
+      <w:r>
+        <w:rPr>
+          <w:sz w:val="22"/>
+          <w:szCs w:val="20"/>
+        </w:rPr>
+        <w:t xml:space="preserve">he </w:t>
+      </w:r>
+      <w:r>
+        <w:rPr>
+          <w:sz w:val="22"/>
+          <w:szCs w:val="20"/>
+        </w:rPr>
+        <w:t>w</w:t>
+      </w:r>
+      <w:r>
+        <w:rPr>
+          <w:sz w:val="22"/>
+          <w:szCs w:val="20"/>
+        </w:rPr>
+        <w:t>eak phase energy drops</w:t>
+      </w:r>
+      <w:r>
+        <w:rPr>
+          <w:sz w:val="22"/>
+          <w:szCs w:val="20"/>
+        </w:rPr>
+        <w:t xml:space="preserve"> rapidly</w:t>
+      </w:r>
+      <w:r>
+        <w:rPr>
+          <w:sz w:val="22"/>
+          <w:szCs w:val="20"/>
+        </w:rPr>
+        <w:t xml:space="preserve"> to</w:t>
+      </w:r>
+      <w:r>
+        <w:rPr>
+          <w:sz w:val="22"/>
+          <w:szCs w:val="20"/>
+        </w:rPr>
+        <w:t xml:space="preserve"> near</w:t>
+      </w:r>
+      <w:r>
+        <w:rPr>
+          <w:sz w:val="22"/>
+          <w:szCs w:val="20"/>
+        </w:rPr>
+        <w:t xml:space="preserve"> zero before the Nyquist limit, while the </w:t>
+      </w:r>
+      <w:r>
+        <w:rPr>
+          <w:sz w:val="22"/>
+          <w:szCs w:val="20"/>
+        </w:rPr>
+        <w:t>s</w:t>
+      </w:r>
+      <w:r>
+        <w:rPr>
+          <w:sz w:val="22"/>
+          <w:szCs w:val="20"/>
+        </w:rPr>
+        <w:t xml:space="preserve">harp phase energy violently slams into the Nyquist </w:t>
+      </w:r>
+      <w:r>
+        <w:rPr>
+          <w:sz w:val="22"/>
+          <w:szCs w:val="20"/>
+        </w:rPr>
+        <w:t>boundary</w:t>
+      </w:r>
+      <w:r>
+        <w:rPr>
+          <w:sz w:val="22"/>
+          <w:szCs w:val="20"/>
+        </w:rPr>
+        <w:t xml:space="preserve"> even</w:t>
+      </w:r>
+      <w:r>
+        <w:rPr>
+          <w:sz w:val="22"/>
+          <w:szCs w:val="20"/>
+        </w:rPr>
+        <w:t xml:space="preserve"> after</w:t>
+      </w:r>
+      <w:r>
+        <w:rPr>
+          <w:sz w:val="22"/>
+          <w:szCs w:val="20"/>
+        </w:rPr>
+        <w:t xml:space="preserve"> being allowed by the objective lens boundary</w:t>
+      </w:r>
+      <w:r>
+        <w:rPr>
+          <w:sz w:val="22"/>
+          <w:szCs w:val="20"/>
+        </w:rPr>
+        <w:t>.</w:t>
+      </w:r>
+      <w:r>
+        <w:rPr>
+          <w:sz w:val="22"/>
+          <w:szCs w:val="20"/>
+        </w:rPr>
+        <w:t xml:space="preserve"> </w:t>
+      </w:r>
+      <w:r>
+        <w:rPr>
+          <w:sz w:val="22"/>
+          <w:szCs w:val="20"/>
+        </w:rPr>
+        <w:t>Because the optical lens is pushing th</w:t>
+      </w:r>
+      <w:r>
+        <w:rPr>
+          <w:sz w:val="22"/>
+          <w:szCs w:val="20"/>
+        </w:rPr>
+        <w:t>ese</w:t>
+      </w:r>
+      <w:r>
+        <w:rPr>
+          <w:sz w:val="22"/>
+          <w:szCs w:val="20"/>
+        </w:rPr>
+        <w:t xml:space="preserve"> </w:t>
+      </w:r>
+      <w:r>
+        <w:rPr>
+          <w:sz w:val="22"/>
+          <w:szCs w:val="20"/>
+        </w:rPr>
+        <w:t>allowed frequencies</w:t>
+      </w:r>
+      <w:r>
+        <w:rPr>
+          <w:sz w:val="22"/>
+          <w:szCs w:val="20"/>
+        </w:rPr>
+        <w:t xml:space="preserve"> onto the camera, but the camera is mathematically incapable of rendering frequencies past the black line</w:t>
+      </w:r>
+      <w:r>
+        <w:rPr>
+          <w:sz w:val="22"/>
+          <w:szCs w:val="20"/>
+        </w:rPr>
+        <w:t xml:space="preserve"> (</w:t>
+      </w:r>
+      <w:r>
+        <w:rPr>
+          <w:sz w:val="22"/>
+          <w:szCs w:val="20"/>
+        </w:rPr>
+        <w:t>Nyquist limit</w:t>
+      </w:r>
+      <w:r>
+        <w:rPr>
+          <w:sz w:val="22"/>
+          <w:szCs w:val="20"/>
+        </w:rPr>
+        <w:t>)</w:t>
+      </w:r>
+      <w:r>
+        <w:rPr>
+          <w:sz w:val="22"/>
+          <w:szCs w:val="20"/>
+        </w:rPr>
+        <w:t>, the energy bounces back as square digital aliasing.</w:t>
+      </w:r>
+    </w:p>
+    <w:p>
+      <w:pPr>
+        <w:keepNext/>
+        <w:ind w:firstLine="0"/>
+        <w:jc w:val="center"/>
+      </w:pPr>
+      <w:r>
+        <w:rPr>
+          <w:noProof/>
+          <w14:ligatures w14:val="standardContextual"/>
+        </w:rPr>
+        <w:lastRenderedPageBreak/>
+        <w:drawing>
+          <wp:inline distT="0" distB="0" distL="0" distR="0" wp14:anchorId="70FD7349" wp14:editId="686E4A2C">
+            <wp:extent cx="4719710" cy="2863502"/>
+            <wp:effectExtent l="0" t="0" r="5080" b="0"/>
+            <wp:docPr id="937577074" name="Picture 2"/>
+            <wp:cNvGraphicFramePr>
+              <a:graphicFrameLocks xmlns:a="http://schemas.openxmlformats.org/drawingml/2006/main" noChangeAspect="1"/>
+            </wp:cNvGraphicFramePr>
+            <a:graphic xmlns:a="http://schemas.openxmlformats.org/drawingml/2006/main">
+              <a:graphicData uri="http://schemas.openxmlformats.org/drawingml/2006/picture">
+                <pic:pic xmlns:pic="http://schemas.openxmlformats.org/drawingml/2006/picture">
+                  <pic:nvPicPr>
+                    <pic:cNvPr id="937577074" name="Picture 937577074"/>
+                    <pic:cNvPicPr/>
+                  </pic:nvPicPr>
+                  <pic:blipFill rotWithShape="1">
+                    <a:blip r:embed="rId16" cstate="print">
+                      <a:extLst>
+                        <a:ext uri="{28A0092B-C50C-407E-A947-70E740481C1C}">
+                          <a14:useLocalDpi xmlns:a14="http://schemas.microsoft.com/office/drawing/2010/main" val="0"/>
+                        </a:ext>
+                      </a:extLst>
+                    </a:blip>
+                    <a:srcRect l="3191" t="5932" r="5367" b="1611"/>
+                    <a:stretch>
+                      <a:fillRect/>
+                    </a:stretch>
+                  </pic:blipFill>
+                  <pic:spPr bwMode="auto">
+                    <a:xfrm>
+                      <a:off x="0" y="0"/>
+                      <a:ext cx="4736967" cy="2873972"/>
+                    </a:xfrm>
+                    <a:prstGeom prst="rect">
+                      <a:avLst/>
+                    </a:prstGeom>
+                    <a:ln>
+                      <a:noFill/>
+                    </a:ln>
+                    <a:extLst>
+                      <a:ext uri="{53640926-AAD7-44D8-BBD7-CCE9431645EC}">
+                        <a14:shadowObscured xmlns:a14="http://schemas.microsoft.com/office/drawing/2010/main"/>
+                      </a:ext>
+                    </a:extLst>
+                  </pic:spPr>
+                </pic:pic>
+              </a:graphicData>
+            </a:graphic>
+          </wp:inline>
+        </w:drawing>
+      </w:r>
+    </w:p>
+    <w:p>
+      <w:pPr>
+        <w:pStyle w:val="Caption"/>
+        <w:jc w:val="center"/>
+        <w:rPr>
+          <w:sz w:val="20"/>
+          <w:szCs w:val="20"/>
+        </w:rPr>
+      </w:pPr>
+      <w:r>
+        <w:rPr>
+          <w:sz w:val="20"/>
+          <w:szCs w:val="20"/>
+        </w:rPr>
+        <w:t xml:space="preserve">Figure </w:t>
+      </w:r>
+      <w:r>
+        <w:rPr>
+          <w:sz w:val="20"/>
+          <w:szCs w:val="20"/>
+        </w:rPr>
+        <w:fldChar w:fldCharType="begin"/>
+      </w:r>
+      <w:r>
+        <w:rPr>
+          <w:sz w:val="20"/>
+          <w:szCs w:val="20"/>
+        </w:rPr>
+        <w:instrText xml:space="preserve"> SEQ Figure \* ARABIC </w:instrText>
+      </w:r>
+      <w:r>
+        <w:rPr>
+          <w:sz w:val="20"/>
+          <w:szCs w:val="20"/>
+        </w:rPr>
+        <w:fldChar w:fldCharType="separate"/>
+      </w:r>
+      <w:r>
+        <w:rPr>
+          <w:noProof/>
+          <w:sz w:val="20"/>
+          <w:szCs w:val="20"/>
+        </w:rPr>
+        <w:t>9</w:t>
+      </w:r>
+      <w:r>
+        <w:rPr>
+          <w:sz w:val="20"/>
+          <w:szCs w:val="20"/>
+        </w:rPr>
+        <w:fldChar w:fldCharType="end"/>
+      </w:r>
+      <w:r>
+        <w:rPr>
+          <w:sz w:val="20"/>
+          <w:szCs w:val="20"/>
+        </w:rPr>
+        <w:t xml:space="preserve"> 1D line profile for energy distribution against spatial frequencies for different phase objects for NA = 0.25</w:t>
       </w:r>
     </w:p>
     <w:p>
       <w:pPr>
         <w:pStyle w:val="Heading1"/>
-        <w:rPr>
-          <w:b/>
-          <w:bCs/>
-          <w:szCs w:val="24"/>
-          <w:lang w:eastAsia="ja-JP"/>
-        </w:rPr>
-      </w:pPr>
-      <w:r>
-        <w:rPr>
-          <w:lang w:eastAsia="ja-JP"/>
-        </w:rPr>
-        <w:t>References:</w:t>
-      </w:r>
-    </w:p>
-    <w:p>
-      <w:pPr>
-        <w:pStyle w:val="Normal1stpara"/>
-        <w:rPr>
-          <w:b/>
-          <w:bCs/>
-          <w:szCs w:val="24"/>
-        </w:rPr>
-      </w:pPr>
+      </w:pPr>
+      <w:r>
+        <w:t>3. Conclusion</w:t>
+      </w:r>
+    </w:p>
+    <w:p>
+      <w:pPr>
+        <w:rPr>
+          <w:sz w:val="22"/>
+          <w:szCs w:val="20"/>
+        </w:rPr>
+      </w:pPr>
+      <w:r>
+        <w:rPr>
+          <w:sz w:val="22"/>
+          <w:szCs w:val="20"/>
+        </w:rPr>
+        <w:t xml:space="preserve">Focusing techniques based on maximization of </w:t>
+      </w:r>
+      <w:r>
+        <w:rPr>
+          <w:sz w:val="22"/>
+          <w:szCs w:val="20"/>
+        </w:rPr>
+        <w:t>amplitude-based</w:t>
+      </w:r>
+      <w:r>
+        <w:rPr>
+          <w:sz w:val="22"/>
+          <w:szCs w:val="20"/>
+        </w:rPr>
+        <w:t xml:space="preserve"> contrast metrics over range of defocus fails for </w:t>
+      </w:r>
+      <w:r>
+        <w:rPr>
+          <w:sz w:val="22"/>
+          <w:szCs w:val="20"/>
+        </w:rPr>
+        <w:t xml:space="preserve">transparent phase objects. </w:t>
+      </w:r>
+      <w:r>
+        <w:rPr>
+          <w:sz w:val="22"/>
+          <w:szCs w:val="20"/>
+        </w:rPr>
+        <w:t>Phase objects have been known to show both peaks and global minimum and in between behavior on these metric curves</w:t>
+      </w:r>
+      <w:r>
+        <w:rPr>
+          <w:sz w:val="22"/>
+          <w:szCs w:val="20"/>
+        </w:rPr>
+        <w:t>. These non-linear ways in which phase objects interact with the optical system are influenced by multiple parameters of the system and general optical physics.</w:t>
+      </w:r>
+    </w:p>
+    <w:p>
+      <w:pPr>
+        <w:rPr>
+          <w:sz w:val="20"/>
+          <w:szCs w:val="18"/>
+        </w:rPr>
+      </w:pPr>
+      <w:r>
+        <w:rPr>
+          <w:sz w:val="22"/>
+          <w:szCs w:val="20"/>
+        </w:rPr>
+        <w:t xml:space="preserve">TIE physics and blurring due to quadratic phase factor work in a juxtaposing manner by establishing the dominance in the amplitude variations. The local behavior is influenced by the physical parameters like finite aperture introduced by objective lens and bandwidth determined by physical camera pixel pitch. These factors contribute to intensity variations by generating aliasing and artifacts. </w:t>
+      </w:r>
+    </w:p>
+    <w:p>
+      <w:pPr>
+        <w:rPr>
+          <w:sz w:val="22"/>
+          <w:szCs w:val="20"/>
+        </w:rPr>
+      </w:pPr>
+      <w:r>
+        <w:rPr>
+          <w:sz w:val="22"/>
+          <w:szCs w:val="20"/>
+        </w:rPr>
+        <w:t>Gibbs artifact</w:t>
+      </w:r>
+      <w:r>
+        <w:rPr>
+          <w:sz w:val="22"/>
+          <w:szCs w:val="20"/>
+        </w:rPr>
+        <w:t>s</w:t>
+      </w:r>
+      <w:r>
+        <w:rPr>
+          <w:sz w:val="22"/>
+          <w:szCs w:val="20"/>
+        </w:rPr>
+        <w:t xml:space="preserve"> due to clipping by objective lens of finite aperture is a physical optical limit of the setup and can be treated as a parameter-based situation. But, the artifacts due to limited bandwidth imposed by our finite sized camera pixel are an inherent property of the optical system. How these two altogether influence the acquisition is out of scope of this study and can be explored in future studies.</w:t>
+      </w:r>
+    </w:p>
+    <w:p/>
+    <w:p/>
+    <w:p>
+      <w:pPr>
+        <w:ind w:firstLine="0"/>
+      </w:pPr>
+    </w:p>
+    <w:p>
+      <w:pPr>
+        <w:ind w:firstLine="0"/>
+      </w:pPr>
+    </w:p>
+    <w:p>
+      <w:pPr>
+        <w:pStyle w:val="Heading1"/>
+        <w:rPr>
+          <w:lang w:eastAsia="ja-JP"/>
+        </w:rPr>
+      </w:pPr>
+      <w:r>
+        <w:rPr>
+          <w:lang w:eastAsia="ja-JP"/>
+        </w:rPr>
+        <w:lastRenderedPageBreak/>
+        <w:t>Supplementary</w:t>
+      </w:r>
+    </w:p>
+    <w:p>
+      <w:pPr>
+        <w:pStyle w:val="Heading2"/>
+        <w:rPr>
+          <w:lang w:eastAsia="ja-JP"/>
+        </w:rPr>
+      </w:pPr>
+      <w:r>
+        <w:rPr>
+          <w:lang w:eastAsia="ja-JP"/>
+        </w:rPr>
+        <w:t>1. Simulation Objects</w:t>
+      </w:r>
+    </w:p>
+    <w:p>
+      <w:pPr>
+        <w:rPr>
+          <w:sz w:val="22"/>
+          <w:szCs w:val="20"/>
+          <w:lang w:eastAsia="ja-JP"/>
+        </w:rPr>
+      </w:pPr>
+      <w:r>
+        <w:rPr>
+          <w:sz w:val="22"/>
+          <w:szCs w:val="20"/>
+          <w:lang w:eastAsia="ja-JP"/>
+        </w:rPr>
+        <w:t xml:space="preserve">The objects are simulated as a function field with both amplitude and phase part. For amplitude part, standard cameraman image has been taken and for phase objects moon image from the data is used. Parameters like smoothness and </w:t>
+      </w:r>
+      <w:r>
+        <w:rPr>
+          <w:sz w:val="22"/>
+          <w:szCs w:val="20"/>
+          <w:lang w:eastAsia="ja-JP"/>
+        </w:rPr>
+        <w:t>strength</w:t>
+      </w:r>
+      <w:r>
+        <w:rPr>
+          <w:sz w:val="22"/>
+          <w:szCs w:val="20"/>
+          <w:lang w:eastAsia="ja-JP"/>
+        </w:rPr>
+        <w:t xml:space="preserve"> has been managed to simulate different type of phase objects</w:t>
+      </w:r>
+      <w:r>
+        <w:rPr>
+          <w:sz w:val="22"/>
+          <w:szCs w:val="20"/>
+          <w:lang w:eastAsia="ja-JP"/>
+        </w:rPr>
+        <w:t>, shown in Figure S1</w:t>
+      </w:r>
+      <w:r>
+        <w:rPr>
+          <w:sz w:val="22"/>
+          <w:szCs w:val="20"/>
+          <w:lang w:eastAsia="ja-JP"/>
+        </w:rPr>
+        <w:t>.</w:t>
+      </w:r>
+    </w:p>
+    <w:p>
+      <w:pPr>
+        <w:keepNext/>
+        <w:ind w:firstLine="0"/>
+      </w:pPr>
+      <w:r>
+        <w:rPr>
+          <w:noProof/>
+          <w:lang w:eastAsia="ja-JP"/>
+          <w14:ligatures w14:val="standardContextual"/>
+        </w:rPr>
+        <w:drawing>
+          <wp:inline distT="0" distB="0" distL="0" distR="0" wp14:anchorId="503ECBA8" wp14:editId="54091861">
+            <wp:extent cx="5731510" cy="2695575"/>
+            <wp:effectExtent l="0" t="0" r="2540" b="9525"/>
+            <wp:docPr id="383531640" name="Picture 3"/>
+            <wp:cNvGraphicFramePr>
+              <a:graphicFrameLocks xmlns:a="http://schemas.openxmlformats.org/drawingml/2006/main" noChangeAspect="1"/>
+            </wp:cNvGraphicFramePr>
+            <a:graphic xmlns:a="http://schemas.openxmlformats.org/drawingml/2006/main">
+              <a:graphicData uri="http://schemas.openxmlformats.org/drawingml/2006/picture">
+                <pic:pic xmlns:pic="http://schemas.openxmlformats.org/drawingml/2006/picture">
+                  <pic:nvPicPr>
+                    <pic:cNvPr id="383531640" name="Picture 383531640"/>
+                    <pic:cNvPicPr/>
+                  </pic:nvPicPr>
+                  <pic:blipFill>
+                    <a:blip r:embed="rId17" cstate="print">
+                      <a:extLst>
+                        <a:ext uri="{28A0092B-C50C-407E-A947-70E740481C1C}">
+                          <a14:useLocalDpi xmlns:a14="http://schemas.microsoft.com/office/drawing/2010/main" val="0"/>
+                        </a:ext>
+                      </a:extLst>
+                    </a:blip>
+                    <a:stretch>
+                      <a:fillRect/>
+                    </a:stretch>
+                  </pic:blipFill>
+                  <pic:spPr>
+                    <a:xfrm>
+                      <a:off x="0" y="0"/>
+                      <a:ext cx="5731510" cy="2695575"/>
+                    </a:xfrm>
+                    <a:prstGeom prst="rect">
+                      <a:avLst/>
+                    </a:prstGeom>
+                  </pic:spPr>
+                </pic:pic>
+              </a:graphicData>
+            </a:graphic>
+          </wp:inline>
+        </w:drawing>
+      </w:r>
+    </w:p>
+    <w:p>
+      <w:pPr>
+        <w:pStyle w:val="Caption"/>
+        <w:jc w:val="center"/>
+        <w:rPr>
+          <w:sz w:val="20"/>
+          <w:szCs w:val="20"/>
+        </w:rPr>
+      </w:pPr>
+      <w:r>
+        <w:rPr>
+          <w:sz w:val="20"/>
+          <w:szCs w:val="20"/>
+        </w:rPr>
+        <w:t>Figure S1 Simulated objects; (Top row) amplitude part of the object function, (bottom row) phase part of the object function</w:t>
+      </w:r>
+    </w:p>
+    <w:p>
+      <w:pPr>
+        <w:ind w:firstLine="0"/>
+        <w:rPr>
+          <w:sz w:val="22"/>
+          <w:szCs w:val="20"/>
+          <w:lang w:eastAsia="ja-JP"/>
+        </w:rPr>
+      </w:pPr>
+      <w:r>
+        <w:rPr>
+          <w:lang w:eastAsia="ja-JP"/>
+        </w:rPr>
+        <w:t xml:space="preserve"> </w:t>
+      </w:r>
+      <w:r>
+        <w:rPr>
+          <w:sz w:val="22"/>
+          <w:szCs w:val="20"/>
+          <w:lang w:eastAsia="ja-JP"/>
+        </w:rPr>
+        <w:t xml:space="preserve">The images are of the size </w:t>
+      </w:r>
+      <m:oMath>
+        <m:r>
+          <w:rPr>
+            <w:rFonts w:ascii="Cambria Math" w:hAnsi="Cambria Math"/>
+            <w:sz w:val="22"/>
+            <w:szCs w:val="20"/>
+            <w:lang w:eastAsia="ja-JP"/>
+          </w:rPr>
+          <m:t>512 × 512</m:t>
+        </m:r>
+      </m:oMath>
+      <w:r>
+        <w:rPr>
+          <w:sz w:val="22"/>
+          <w:szCs w:val="20"/>
+          <w:lang w:eastAsia="ja-JP"/>
+        </w:rPr>
+        <w:t xml:space="preserve">. </w:t>
+      </w:r>
+      <w:r>
+        <w:rPr>
+          <w:sz w:val="22"/>
+          <w:szCs w:val="20"/>
+          <w:lang w:eastAsia="ja-JP"/>
+        </w:rPr>
+        <w:t>The equation is as follows,</w:t>
+      </w:r>
+    </w:p>
+    <w:tbl>
+      <w:tblPr>
+        <w:tblStyle w:val="TableGrid"/>
+        <w:tblW w:w="0" w:type="auto"/>
+        <w:tblBorders>
+          <w:top w:val="none" w:sz="0" w:space="0" w:color="auto"/>
+          <w:left w:val="none" w:sz="0" w:space="0" w:color="auto"/>
+          <w:bottom w:val="none" w:sz="0" w:space="0" w:color="auto"/>
+          <w:right w:val="none" w:sz="0" w:space="0" w:color="auto"/>
+          <w:insideH w:val="none" w:sz="0" w:space="0" w:color="auto"/>
+          <w:insideV w:val="none" w:sz="0" w:space="0" w:color="auto"/>
+        </w:tblBorders>
+        <w:tblLook w:val="04A0" w:firstRow="1" w:lastRow="0" w:firstColumn="1" w:lastColumn="0" w:noHBand="0" w:noVBand="1"/>
+      </w:tblPr>
+      <w:tblGrid>
+        <w:gridCol w:w="8500"/>
+        <w:gridCol w:w="516"/>
+      </w:tblGrid>
+      <w:tr>
+        <w:tc>
+          <w:tcPr>
+            <w:tcW w:w="8500" w:type="dxa"/>
+          </w:tcPr>
+          <w:p>
+            <w:pPr>
+              <w:ind w:firstLine="0"/>
+              <w:rPr>
+                <w:sz w:val="22"/>
+                <w:szCs w:val="20"/>
+                <w:lang w:eastAsia="ja-JP"/>
+              </w:rPr>
+            </w:pPr>
+            <m:oMathPara>
+              <m:oMath>
+                <m:r>
+                  <w:rPr>
+                    <w:rFonts w:ascii="Cambria Math" w:hAnsi="Cambria Math"/>
+                    <w:sz w:val="22"/>
+                    <w:szCs w:val="20"/>
+                    <w:lang w:eastAsia="ja-JP"/>
+                  </w:rPr>
+                  <m:t>O = A.</m:t>
+                </m:r>
+                <m:sSup>
+                  <m:sSupPr>
+                    <m:ctrlPr>
+                      <w:rPr>
+                        <w:rFonts w:ascii="Cambria Math" w:hAnsi="Cambria Math"/>
+                        <w:i/>
+                        <w:sz w:val="22"/>
+                        <w:szCs w:val="20"/>
+                        <w:lang w:eastAsia="ja-JP"/>
+                      </w:rPr>
+                    </m:ctrlPr>
+                  </m:sSupPr>
+                  <m:e>
+                    <m:r>
+                      <w:rPr>
+                        <w:rFonts w:ascii="Cambria Math" w:hAnsi="Cambria Math"/>
+                        <w:sz w:val="22"/>
+                        <w:szCs w:val="20"/>
+                        <w:lang w:eastAsia="ja-JP"/>
+                      </w:rPr>
+                      <m:t>e</m:t>
+                    </m:r>
+                  </m:e>
+                  <m:sup>
+                    <m:r>
+                      <w:rPr>
+                        <w:rFonts w:ascii="Cambria Math" w:hAnsi="Cambria Math"/>
+                        <w:sz w:val="22"/>
+                        <w:szCs w:val="20"/>
+                        <w:lang w:eastAsia="ja-JP"/>
+                      </w:rPr>
+                      <m:t>(iφ).c</m:t>
+                    </m:r>
+                  </m:sup>
+                </m:sSup>
+              </m:oMath>
+            </m:oMathPara>
+          </w:p>
+        </w:tc>
+        <w:tc>
+          <w:tcPr>
+            <w:tcW w:w="516" w:type="dxa"/>
+          </w:tcPr>
+          <w:p>
+            <w:pPr>
+              <w:ind w:firstLine="0"/>
+              <w:jc w:val="right"/>
+              <w:rPr>
+                <w:sz w:val="22"/>
+                <w:szCs w:val="20"/>
+                <w:lang w:eastAsia="ja-JP"/>
+              </w:rPr>
+            </w:pPr>
+            <w:r>
+              <w:rPr>
+                <w:sz w:val="22"/>
+                <w:szCs w:val="20"/>
+                <w:lang w:eastAsia="ja-JP"/>
+              </w:rPr>
+              <w:t>(i)</w:t>
+            </w:r>
+          </w:p>
+        </w:tc>
+      </w:tr>
+    </w:tbl>
+    <w:p>
+      <w:pPr>
+        <w:ind w:firstLine="0"/>
+        <w:rPr>
+          <w:sz w:val="22"/>
+          <w:szCs w:val="20"/>
+          <w:lang w:eastAsia="ja-JP"/>
+        </w:rPr>
+      </w:pPr>
+      <w:r>
+        <w:rPr>
+          <w:sz w:val="22"/>
+          <w:szCs w:val="20"/>
+          <w:lang w:eastAsia="ja-JP"/>
+        </w:rPr>
+        <w:t xml:space="preserve">where A is the amplitude function and </w:t>
+      </w:r>
+      <m:oMath>
+        <m:r>
+          <w:rPr>
+            <w:rFonts w:ascii="Cambria Math" w:hAnsi="Cambria Math"/>
+            <w:sz w:val="22"/>
+            <w:szCs w:val="20"/>
+            <w:lang w:eastAsia="ja-JP"/>
+          </w:rPr>
+          <m:t>φ</m:t>
+        </m:r>
+      </m:oMath>
+      <w:r>
+        <w:rPr>
+          <w:sz w:val="22"/>
+          <w:szCs w:val="20"/>
+          <w:lang w:eastAsia="ja-JP"/>
+        </w:rPr>
+        <w:t xml:space="preserve"> is the phase part and c </w:t>
+      </w:r>
+      <w:proofErr w:type="gramStart"/>
+      <w:r>
+        <w:rPr>
+          <w:sz w:val="22"/>
+          <w:szCs w:val="20"/>
+          <w:lang w:eastAsia="ja-JP"/>
+        </w:rPr>
+        <w:t>is</w:t>
+      </w:r>
+      <w:proofErr w:type="gramEnd"/>
+      <w:r>
+        <w:rPr>
+          <w:sz w:val="22"/>
+          <w:szCs w:val="20"/>
+          <w:lang w:eastAsia="ja-JP"/>
+        </w:rPr>
+        <w:t xml:space="preserve"> some constant determining the strength of the phase. For simulating weak and strong phase (slowly varying) functions</w:t>
+      </w:r>
+      <w:r>
+        <w:rPr>
+          <w:sz w:val="22"/>
+          <w:szCs w:val="20"/>
+          <w:lang w:eastAsia="ja-JP"/>
+        </w:rPr>
+        <w:t>,</w:t>
+      </w:r>
+      <w:r>
+        <w:rPr>
+          <w:sz w:val="22"/>
+          <w:szCs w:val="20"/>
+          <w:lang w:eastAsia="ja-JP"/>
+        </w:rPr>
+        <w:t xml:space="preserve"> </w:t>
+      </w:r>
+      <w:r>
+        <w:rPr>
+          <w:sz w:val="22"/>
+          <w:szCs w:val="20"/>
+          <w:lang w:eastAsia="ja-JP"/>
+        </w:rPr>
+        <w:t>t</w:t>
+      </w:r>
+      <w:r>
+        <w:rPr>
+          <w:sz w:val="22"/>
+          <w:szCs w:val="20"/>
+          <w:lang w:eastAsia="ja-JP"/>
+        </w:rPr>
+        <w:t>he phase part (moon image) is passed through a Gaussian filter to smoothen out the step edges</w:t>
+      </w:r>
+      <w:r>
+        <w:rPr>
+          <w:sz w:val="22"/>
+          <w:szCs w:val="20"/>
+          <w:lang w:eastAsia="ja-JP"/>
+        </w:rPr>
+        <w:t>.</w:t>
+      </w:r>
+    </w:p>
+    <w:p>
+      <w:pPr>
+        <w:pStyle w:val="Heading2"/>
+        <w:rPr>
+          <w:lang w:eastAsia="ja-JP"/>
+        </w:rPr>
+      </w:pPr>
+      <w:r>
+        <w:rPr>
+          <w:lang w:eastAsia="ja-JP"/>
+        </w:rPr>
+        <w:t>2. Frequency Limits</w:t>
+      </w:r>
+    </w:p>
+    <w:p>
+      <w:pPr>
+        <w:pStyle w:val="Heading3"/>
+        <w:rPr>
+          <w:lang w:eastAsia="ja-JP"/>
+        </w:rPr>
+      </w:pPr>
+      <w:r>
+        <w:rPr>
+          <w:lang w:eastAsia="ja-JP"/>
+        </w:rPr>
+        <w:t>2.1. Pupil Limit</w:t>
+      </w:r>
+    </w:p>
+    <w:p>
+      <w:pPr>
+        <w:rPr>
+          <w:sz w:val="22"/>
+          <w:szCs w:val="20"/>
+        </w:rPr>
+      </w:pPr>
+      <w:r>
+        <w:rPr>
+          <w:lang w:eastAsia="ja-JP"/>
+        </w:rPr>
+        <w:t xml:space="preserve">The optical limit imposed by the objective lens is given by equation for allowed frequencies given by </w:t>
+      </w:r>
+      <m:oMath>
+        <m:r>
+          <w:rPr>
+            <w:rFonts w:ascii="Cambria Math" w:hAnsi="Cambria Math"/>
+            <w:sz w:val="22"/>
+            <w:szCs w:val="20"/>
+          </w:rPr>
+          <m:t>NA/λ</m:t>
+        </m:r>
+      </m:oMath>
+      <w:r>
+        <w:rPr>
+          <w:sz w:val="22"/>
+          <w:szCs w:val="20"/>
+        </w:rPr>
+        <w:t xml:space="preserve">. For NA = 0.25 and </w:t>
+      </w:r>
+      <m:oMath>
+        <m:r>
+          <w:rPr>
+            <w:rFonts w:ascii="Cambria Math" w:hAnsi="Cambria Math"/>
+            <w:sz w:val="22"/>
+            <w:szCs w:val="20"/>
+          </w:rPr>
+          <m:t>λ</m:t>
+        </m:r>
+      </m:oMath>
+      <w:r>
+        <w:rPr>
+          <w:sz w:val="22"/>
+          <w:szCs w:val="20"/>
+        </w:rPr>
+        <w:t xml:space="preserve"> = 0.539 </w:t>
+      </w:r>
+      <w:r>
+        <w:rPr>
+          <w:rFonts w:cs="Arial"/>
+          <w:sz w:val="22"/>
+          <w:szCs w:val="20"/>
+        </w:rPr>
+        <w:t>µ</w:t>
+      </w:r>
+      <w:r>
+        <w:rPr>
+          <w:sz w:val="22"/>
+          <w:szCs w:val="20"/>
+        </w:rPr>
+        <w:t xml:space="preserve">m, it is calculated at </w:t>
+      </w:r>
+      <m:oMath>
+        <m:r>
+          <w:rPr>
+            <w:rFonts w:ascii="Cambria Math" w:hAnsi="Cambria Math"/>
+            <w:sz w:val="22"/>
+            <w:szCs w:val="20"/>
+          </w:rPr>
+          <m:t>0.47 μ</m:t>
+        </m:r>
+        <m:sSup>
+          <m:sSupPr>
+            <m:ctrlPr>
+              <w:rPr>
+                <w:rFonts w:ascii="Cambria Math" w:hAnsi="Cambria Math"/>
+                <w:i/>
+                <w:sz w:val="22"/>
+                <w:szCs w:val="20"/>
+              </w:rPr>
+            </m:ctrlPr>
+          </m:sSupPr>
+          <m:e>
+            <m:r>
+              <w:rPr>
+                <w:rFonts w:ascii="Cambria Math" w:hAnsi="Cambria Math"/>
+                <w:sz w:val="22"/>
+                <w:szCs w:val="20"/>
+              </w:rPr>
+              <m:t>m</m:t>
+            </m:r>
+          </m:e>
+          <m:sup>
+            <m:r>
+              <w:rPr>
+                <w:rFonts w:ascii="Cambria Math" w:hAnsi="Cambria Math"/>
+                <w:sz w:val="22"/>
+                <w:szCs w:val="20"/>
+              </w:rPr>
+              <m:t>-1</m:t>
+            </m:r>
+          </m:sup>
+        </m:sSup>
+      </m:oMath>
+      <w:r>
+        <w:rPr>
+          <w:sz w:val="22"/>
+          <w:szCs w:val="20"/>
+        </w:rPr>
+        <w:t>. Depending upon the Fourier spectrum, frequencies beyond this limit decay and does not contribute in far-field acquisition.</w:t>
+      </w:r>
+    </w:p>
+    <w:p>
+      <w:pPr>
+        <w:pStyle w:val="Heading3"/>
+        <w:rPr>
+          <w:lang w:eastAsia="ja-JP"/>
+        </w:rPr>
+      </w:pPr>
+      <w:r>
+        <w:rPr>
+          <w:lang w:eastAsia="ja-JP"/>
+        </w:rPr>
+        <w:t>2.2. Nyquist Limit</w:t>
+      </w:r>
+    </w:p>
+    <w:p>
+      <w:pPr>
+        <w:rPr>
+          <w:sz w:val="22"/>
+          <w:szCs w:val="20"/>
+          <w:lang w:eastAsia="ja-JP"/>
+        </w:rPr>
+      </w:pPr>
+      <w:r>
+        <w:rPr>
+          <w:sz w:val="22"/>
+          <w:szCs w:val="20"/>
+          <w:lang w:eastAsia="ja-JP"/>
+        </w:rPr>
+        <w:t xml:space="preserve">The bandwidth of the imaging system is determined by the physical sensor size of camera called the pixel pitch. The maximum frequency readable by the system is given by equation 2. For simulation, the pixel size is </w:t>
+      </w:r>
+      <m:oMath>
+        <m:r>
+          <w:rPr>
+            <w:rFonts w:ascii="Cambria Math" w:hAnsi="Cambria Math"/>
+            <w:sz w:val="22"/>
+            <w:szCs w:val="20"/>
+            <w:lang w:eastAsia="ja-JP"/>
+          </w:rPr>
+          <m:t>2.5 μm</m:t>
+        </m:r>
+      </m:oMath>
+      <w:r>
+        <w:rPr>
+          <w:sz w:val="22"/>
+          <w:szCs w:val="20"/>
+          <w:lang w:eastAsia="ja-JP"/>
+        </w:rPr>
+        <w:t xml:space="preserve"> and</w:t>
+      </w:r>
+      <w:r>
+        <w:rPr>
+          <w:sz w:val="22"/>
+          <w:szCs w:val="20"/>
+          <w:lang w:eastAsia="ja-JP"/>
+        </w:rPr>
+        <w:t xml:space="preserve"> magnification </w:t>
+      </w:r>
+      <m:oMath>
+        <m:r>
+          <w:rPr>
+            <w:rFonts w:ascii="Cambria Math" w:hAnsi="Cambria Math"/>
+            <w:sz w:val="22"/>
+            <w:szCs w:val="20"/>
+            <w:lang w:eastAsia="ja-JP"/>
+          </w:rPr>
+          <m:t>2×</m:t>
+        </m:r>
+      </m:oMath>
+      <w:r>
+        <w:rPr>
+          <w:sz w:val="22"/>
+          <w:szCs w:val="20"/>
+          <w:lang w:eastAsia="ja-JP"/>
+        </w:rPr>
+        <w:t>,</w:t>
+      </w:r>
+      <w:r>
+        <w:rPr>
+          <w:sz w:val="22"/>
+          <w:szCs w:val="20"/>
+          <w:lang w:eastAsia="ja-JP"/>
+        </w:rPr>
+        <w:t xml:space="preserve"> the bandwidth of the system is established at</w:t>
+      </w:r>
+      <w:r>
+        <w:rPr>
+          <w:sz w:val="22"/>
+          <w:szCs w:val="20"/>
+          <w:lang w:eastAsia="ja-JP"/>
+        </w:rPr>
+        <w:t xml:space="preserve"> </w:t>
+      </w:r>
+      <m:oMath>
+        <m:r>
+          <w:rPr>
+            <w:rFonts w:ascii="Cambria Math" w:hAnsi="Cambria Math"/>
+            <w:sz w:val="22"/>
+            <w:szCs w:val="20"/>
+            <w:lang w:eastAsia="ja-JP"/>
+          </w:rPr>
+          <m:t xml:space="preserve">[-0.40 </m:t>
+        </m:r>
+        <m:r>
+          <w:rPr>
+            <w:rFonts w:ascii="Cambria Math" w:hAnsi="Cambria Math"/>
+            <w:sz w:val="20"/>
+            <w:szCs w:val="18"/>
+          </w:rPr>
+          <m:t>μ</m:t>
+        </m:r>
+        <m:sSup>
+          <m:sSupPr>
+            <m:ctrlPr>
+              <w:rPr>
+                <w:rFonts w:ascii="Cambria Math" w:hAnsi="Cambria Math"/>
+                <w:i/>
+                <w:sz w:val="20"/>
+                <w:szCs w:val="18"/>
+              </w:rPr>
+            </m:ctrlPr>
+          </m:sSupPr>
+          <m:e>
+            <m:r>
+              <w:rPr>
+                <w:rFonts w:ascii="Cambria Math" w:hAnsi="Cambria Math"/>
+                <w:sz w:val="20"/>
+                <w:szCs w:val="18"/>
+              </w:rPr>
+              <m:t>m</m:t>
+            </m:r>
+          </m:e>
+          <m:sup>
+            <m:r>
+              <w:rPr>
+                <w:rFonts w:ascii="Cambria Math" w:hAnsi="Cambria Math"/>
+                <w:sz w:val="20"/>
+                <w:szCs w:val="18"/>
+              </w:rPr>
+              <m:t>-1</m:t>
+            </m:r>
+          </m:sup>
+        </m:sSup>
+        <m:r>
+          <w:rPr>
+            <w:rFonts w:ascii="Cambria Math" w:hAnsi="Cambria Math"/>
+            <w:sz w:val="20"/>
+            <w:szCs w:val="18"/>
+          </w:rPr>
+          <m:t xml:space="preserve">, 0.40 </m:t>
+        </m:r>
+        <m:r>
+          <w:rPr>
+            <w:rFonts w:ascii="Cambria Math" w:hAnsi="Cambria Math"/>
+            <w:sz w:val="20"/>
+            <w:szCs w:val="18"/>
+          </w:rPr>
+          <m:t>μ</m:t>
+        </m:r>
+        <m:sSup>
+          <m:sSupPr>
+            <m:ctrlPr>
+              <w:rPr>
+                <w:rFonts w:ascii="Cambria Math" w:hAnsi="Cambria Math"/>
+                <w:i/>
+                <w:sz w:val="20"/>
+                <w:szCs w:val="18"/>
+              </w:rPr>
+            </m:ctrlPr>
+          </m:sSupPr>
+          <m:e>
+            <m:r>
+              <w:rPr>
+                <w:rFonts w:ascii="Cambria Math" w:hAnsi="Cambria Math"/>
+                <w:sz w:val="20"/>
+                <w:szCs w:val="18"/>
+              </w:rPr>
+              <m:t>m</m:t>
+            </m:r>
+          </m:e>
+          <m:sup>
+            <m:r>
+              <w:rPr>
+                <w:rFonts w:ascii="Cambria Math" w:hAnsi="Cambria Math"/>
+                <w:sz w:val="20"/>
+                <w:szCs w:val="18"/>
+              </w:rPr>
+              <m:t>-1</m:t>
+            </m:r>
+          </m:sup>
+        </m:sSup>
+        <m:r>
+          <w:rPr>
+            <w:rFonts w:ascii="Cambria Math" w:hAnsi="Cambria Math"/>
+            <w:sz w:val="20"/>
+            <w:szCs w:val="18"/>
+          </w:rPr>
+          <m:t>]</m:t>
+        </m:r>
+      </m:oMath>
+      <w:r>
+        <w:rPr>
+          <w:sz w:val="20"/>
+          <w:szCs w:val="18"/>
+        </w:rPr>
+        <w:t>.</w:t>
+      </w:r>
     </w:p>
     <w:sectPr>
       <w:pgSz w:w="11906" w:h="16838" w:code="9"/>
@@ -3169,6 +4573,58 @@
       </w:pPr>
       <w:r>
         <w:continuationSeparator/>
+      </w:r>
+    </w:p>
+  </w:footnote>
+  <w:footnote w:id="1">
+    <w:p>
+      <w:pPr>
+        <w:pStyle w:val="FootnoteText"/>
+        <w:rPr>
+          <w:lang w:val="en-IN"/>
+        </w:rPr>
+      </w:pPr>
+      <w:r>
+        <w:rPr>
+          <w:rStyle w:val="FootnoteReference"/>
+        </w:rPr>
+        <w:footnoteRef/>
+      </w:r>
+      <w:r>
+        <w:t xml:space="preserve"> </w:t>
+      </w:r>
+      <w:r>
+        <w:rPr>
+          <w:sz w:val="18"/>
+          <w:szCs w:val="16"/>
+          <w:lang w:eastAsia="ja-JP"/>
+        </w:rPr>
+        <w:t>Mathematical modelling of the object is described in Supplementary section 1.</w:t>
+      </w:r>
+    </w:p>
+  </w:footnote>
+  <w:footnote w:id="2">
+    <w:p>
+      <w:pPr>
+        <w:pStyle w:val="FootnoteText"/>
+        <w:rPr>
+          <w:lang w:val="en-IN"/>
+        </w:rPr>
+      </w:pPr>
+      <w:r>
+        <w:rPr>
+          <w:rStyle w:val="FootnoteReference"/>
+        </w:rPr>
+        <w:footnoteRef/>
+      </w:r>
+      <w:r>
+        <w:t xml:space="preserve"> </w:t>
+      </w:r>
+      <w:r>
+        <w:rPr>
+          <w:lang w:val="en-IN"/>
+        </w:rPr>
+        <w:t>For calculations of frequency limits, see supplementary section 2</w:t>
       </w:r>
     </w:p>
   </w:footnote>
@@ -3853,7 +5309,6 @@
     <w:next w:val="Normal"/>
     <w:link w:val="Heading3Char"/>
     <w:uiPriority w:val="9"/>
-    <w:semiHidden/>
     <w:unhideWhenUsed/>
     <w:qFormat/>
     <w:rsid w:val="00DF57B6"/>
@@ -4065,7 +5520,6 @@
     <w:basedOn w:val="DefaultParagraphFont"/>
     <w:link w:val="Heading3"/>
     <w:uiPriority w:val="9"/>
-    <w:semiHidden/>
     <w:rsid w:val="00DF57B6"/>
     <w:rPr>
       <w:rFonts w:eastAsiaTheme="majorEastAsia" w:cstheme="majorBidi"/>
@@ -4527,6 +5981,49 @@
       <w:u w:val="single"/>
     </w:rPr>
   </w:style>
+  <w:style w:type="paragraph" w:styleId="FootnoteText">
+    <w:name w:val="footnote text"/>
+    <w:basedOn w:val="Normal"/>
+    <w:link w:val="FootnoteTextChar"/>
+    <w:uiPriority w:val="99"/>
+    <w:semiHidden/>
+    <w:unhideWhenUsed/>
+    <w:rsid w:val="008A7E7A"/>
+    <w:pPr>
+      <w:spacing w:before="0" w:after="0" w:line="240" w:lineRule="auto"/>
+    </w:pPr>
+    <w:rPr>
+      <w:sz w:val="20"/>
+      <w:szCs w:val="20"/>
+    </w:rPr>
+  </w:style>
+  <w:style w:type="character" w:customStyle="1" w:styleId="FootnoteTextChar">
+    <w:name w:val="Footnote Text Char"/>
+    <w:basedOn w:val="DefaultParagraphFont"/>
+    <w:link w:val="FootnoteText"/>
+    <w:uiPriority w:val="99"/>
+    <w:semiHidden/>
+    <w:rsid w:val="008A7E7A"/>
+    <w:rPr>
+      <w:rFonts w:ascii="Arial" w:eastAsia="MS Mincho" w:hAnsi="Arial"/>
+      <w:kern w:val="0"/>
+      <w:sz w:val="20"/>
+      <w:szCs w:val="20"/>
+      <w:lang w:val="en-US" w:eastAsia="en-US"/>
+      <w14:ligatures w14:val="none"/>
+    </w:rPr>
+  </w:style>
+  <w:style w:type="character" w:styleId="FootnoteReference">
+    <w:name w:val="footnote reference"/>
+    <w:basedOn w:val="DefaultParagraphFont"/>
+    <w:uiPriority w:val="99"/>
+    <w:semiHidden/>
+    <w:unhideWhenUsed/>
+    <w:rsid w:val="008A7E7A"/>
+    <w:rPr>
+      <w:vertAlign w:val="superscript"/>
+    </w:rPr>
+  </w:style>
 </w:styles>
 </file>
 
@@ -4823,4 +6320,16 @@
     </a:ext>
   </a:extLst>
 </a:theme>
+</file>
+
+<file path=customXml/item1.xml><?xml version="1.0" encoding="utf-8"?>
+<b:Sources xmlns:b="http://schemas.openxmlformats.org/officeDocument/2006/bibliography" xmlns="http://schemas.openxmlformats.org/officeDocument/2006/bibliography" SelectedStyle="\APASixthEditionOfficeOnline.xsl" StyleName="APA" Version="6"/>
+</file>
+
+<file path=customXml/itemProps1.xml><?xml version="1.0" encoding="utf-8"?>
+<ds:datastoreItem xmlns:ds="http://schemas.openxmlformats.org/officeDocument/2006/customXml" ds:itemID="{5017127F-1884-4E64-8D35-FD33268154C1}">
+  <ds:schemaRefs>
+    <ds:schemaRef ds:uri="http://schemas.openxmlformats.org/officeDocument/2006/bibliography"/>
+  </ds:schemaRefs>
+</ds:datastoreItem>
 </file>